--- a/idris/Node Vue/Idris_Sadiq.docx
+++ b/idris/Node Vue/Idris_Sadiq.docx
@@ -47,7 +47,6 @@
               <w:spacing w:after="40"/>
               <w:jc w:val="center"/>
             </w:pPr>
-            <w:proofErr w:type="spellStart"/>
             <w:r>
               <w:rPr>
                 <w:rFonts w:ascii="Arial" w:eastAsia="Arial" w:hAnsi="Arial" w:cs="Arial"/>
@@ -57,33 +56,8 @@
                 <w:sz w:val="48"/>
                 <w:szCs w:val="48"/>
               </w:rPr>
-              <w:t>Idris</w:t>
+              <w:t>Idris Sadiq</w:t>
             </w:r>
-            <w:proofErr w:type="spellEnd"/>
-            <w:r>
-              <w:rPr>
-                <w:rFonts w:ascii="Arial" w:eastAsia="Arial" w:hAnsi="Arial" w:cs="Arial"/>
-                <w:b/>
-                <w:bCs/>
-                <w:color w:val="FFFFFF"/>
-                <w:sz w:val="48"/>
-                <w:szCs w:val="48"/>
-              </w:rPr>
-              <w:t xml:space="preserve"> </w:t>
-            </w:r>
-            <w:proofErr w:type="spellStart"/>
-            <w:r>
-              <w:rPr>
-                <w:rFonts w:ascii="Arial" w:eastAsia="Arial" w:hAnsi="Arial" w:cs="Arial"/>
-                <w:b/>
-                <w:bCs/>
-                <w:color w:val="FFFFFF"/>
-                <w:sz w:val="48"/>
-                <w:szCs w:val="48"/>
-              </w:rPr>
-              <w:t>Sadiq</w:t>
-            </w:r>
-            <w:proofErr w:type="spellEnd"/>
           </w:p>
           <w:p>
             <w:pPr>
@@ -104,41 +78,27 @@
             <w:pPr>
               <w:spacing w:after="40"/>
               <w:jc w:val="center"/>
+              <w:rPr>
+                <w:rFonts w:ascii="Arial" w:eastAsia="Arial" w:hAnsi="Arial" w:cs="Arial"/>
+                <w:color w:val="BBBBBB"/>
+              </w:rPr>
             </w:pPr>
             <w:r>
               <w:rPr>
                 <w:rFonts w:ascii="Arial" w:eastAsia="Arial" w:hAnsi="Arial" w:cs="Arial"/>
                 <w:color w:val="BBBBBB"/>
               </w:rPr>
-              <w:t xml:space="preserve">Idrissadiq.pro@outlook.com  </w:t>
+              <w:t>Idrissdev@outlook.com | +1 (424) 458-6548 | Spring Valley, California, United States</w:t>
+            </w:r>
+            <w:r>
+              <w:t xml:space="preserve"> </w:t>
             </w:r>
             <w:r>
               <w:rPr>
                 <w:rFonts w:ascii="Arial" w:eastAsia="Arial" w:hAnsi="Arial" w:cs="Arial"/>
                 <w:color w:val="BBBBBB"/>
               </w:rPr>
-              <w:t>+1 (424) 458-6548</w:t>
-            </w:r>
-            <w:r>
-              <w:rPr>
-                <w:rFonts w:ascii="Arial" w:eastAsia="Arial" w:hAnsi="Arial" w:cs="Arial"/>
-                <w:color w:val="BBBBBB"/>
-              </w:rPr>
-              <w:t xml:space="preserve">|  </w:t>
-            </w:r>
-            <w:r>
-              <w:rPr>
-                <w:rFonts w:ascii="Arial" w:eastAsia="Arial" w:hAnsi="Arial" w:cs="Arial"/>
-                <w:color w:val="BBBBBB"/>
-              </w:rPr>
-              <w:t>Spring Valley</w:t>
-            </w:r>
-            <w:r>
-              <w:rPr>
-                <w:rFonts w:ascii="Arial" w:eastAsia="Arial" w:hAnsi="Arial" w:cs="Arial"/>
-                <w:color w:val="BBBBBB"/>
-              </w:rPr>
-              <w:t>, California, United States</w:t>
+              <w:t xml:space="preserve">https://www.linkedin.com/in/idris-sadiq-1b824b3b4 </w:t>
             </w:r>
           </w:p>
           <w:p>
@@ -150,15 +110,10 @@
                 <w:rFonts w:ascii="Arial" w:eastAsia="Arial" w:hAnsi="Arial" w:cs="Arial"/>
                 <w:color w:val="BBBBBB"/>
               </w:rPr>
-              <w:t xml:space="preserve">LinkedIn: </w:t>
+              <w:t>US citizen | White | English (Native)</w:t>
             </w:r>
-            <w:r>
-              <w:rPr>
-                <w:rFonts w:ascii="Arial" w:eastAsia="Arial" w:hAnsi="Arial" w:cs="Arial"/>
-                <w:color w:val="BBBBBB"/>
-              </w:rPr>
-              <w:t>https://www.linkedin.com/in/idris-sadiq-0640ab3b4/</w:t>
-            </w:r>
+            <w:bookmarkStart w:id="0" w:name="_GoBack"/>
+            <w:bookmarkEnd w:id="0"/>
           </w:p>
         </w:tc>
       </w:tr>
@@ -283,31 +238,15 @@
         <w:rPr>
           <w:rFonts w:ascii="Arial" w:hAnsi="Arial" w:cs="Arial"/>
         </w:rPr>
-        <w:t xml:space="preserve">. </w:t>
-      </w:r>
-      <w:proofErr w:type="gramStart"/>
-      <w:r>
-        <w:rPr>
-          <w:rFonts w:ascii="Arial" w:hAnsi="Arial" w:cs="Arial"/>
-        </w:rPr>
-        <w:t xml:space="preserve">Strong track record modernizing legacy frontends, designing </w:t>
-      </w:r>
-      <w:r>
-        <w:rPr>
-          <w:rStyle w:val="Strong"/>
-          <w:rFonts w:ascii="Arial" w:hAnsi="Arial" w:cs="Arial"/>
-        </w:rPr>
-        <w:t>REST/</w:t>
-      </w:r>
-      <w:proofErr w:type="spellStart"/>
-      <w:r>
-        <w:rPr>
-          <w:rStyle w:val="Strong"/>
-          <w:rFonts w:ascii="Arial" w:hAnsi="Arial" w:cs="Arial"/>
-        </w:rPr>
-        <w:t>GraphQL</w:t>
-      </w:r>
-      <w:proofErr w:type="spellEnd"/>
+        <w:t xml:space="preserve">. Strong track record modernizing legacy frontends, designing </w:t>
+      </w:r>
+      <w:r>
+        <w:rPr>
+          <w:rStyle w:val="Strong"/>
+          <w:rFonts w:ascii="Arial" w:hAnsi="Arial" w:cs="Arial"/>
+        </w:rPr>
+        <w:t>REST/GraphQL</w:t>
+      </w:r>
       <w:r>
         <w:rPr>
           <w:rFonts w:ascii="Arial" w:hAnsi="Arial" w:cs="Arial"/>
@@ -325,23 +264,8 @@
         <w:rPr>
           <w:rFonts w:ascii="Arial" w:hAnsi="Arial" w:cs="Arial"/>
         </w:rPr>
-        <w:t xml:space="preserve"> </w:t>
-      </w:r>
-      <w:proofErr w:type="spellStart"/>
-      <w:r>
-        <w:rPr>
-          <w:rFonts w:ascii="Arial" w:hAnsi="Arial" w:cs="Arial"/>
-        </w:rPr>
-        <w:t>backends</w:t>
-      </w:r>
-      <w:proofErr w:type="spellEnd"/>
-      <w:r>
-        <w:rPr>
-          <w:rFonts w:ascii="Arial" w:hAnsi="Arial" w:cs="Arial"/>
-        </w:rPr>
-        <w:t xml:space="preserve">, and improving </w:t>
-      </w:r>
-      <w:proofErr w:type="spellStart"/>
+        <w:t xml:space="preserve"> backends, and improving </w:t>
+      </w:r>
       <w:r>
         <w:rPr>
           <w:rStyle w:val="Strong"/>
@@ -349,19 +273,11 @@
         </w:rPr>
         <w:t>observability</w:t>
       </w:r>
-      <w:proofErr w:type="spellEnd"/>
-      <w:r>
-        <w:rPr>
-          <w:rFonts w:ascii="Arial" w:hAnsi="Arial" w:cs="Arial"/>
-        </w:rPr>
-        <w:t xml:space="preserve"> to reduce on-call noise.</w:t>
-      </w:r>
-      <w:proofErr w:type="gramEnd"/>
-      <w:r>
-        <w:rPr>
-          <w:rFonts w:ascii="Arial" w:hAnsi="Arial" w:cs="Arial"/>
-        </w:rPr>
-        <w:t xml:space="preserve"> Product-minded and pragmatic—turns ambiguous requirements into </w:t>
+      <w:r>
+        <w:rPr>
+          <w:rFonts w:ascii="Arial" w:hAnsi="Arial" w:cs="Arial"/>
+        </w:rPr>
+        <w:t xml:space="preserve"> to reduce on-call noise. Product-minded and pragmatic—turns ambiguous requirements into </w:t>
       </w:r>
       <w:r>
         <w:rPr>
@@ -389,7 +305,6 @@
         </w:rPr>
         <w:t xml:space="preserve">, </w:t>
       </w:r>
-      <w:proofErr w:type="spellStart"/>
       <w:r>
         <w:rPr>
           <w:rStyle w:val="Strong"/>
@@ -397,7 +312,6 @@
         </w:rPr>
         <w:t>IaC</w:t>
       </w:r>
-      <w:proofErr w:type="spellEnd"/>
       <w:r>
         <w:rPr>
           <w:rFonts w:ascii="Arial" w:hAnsi="Arial" w:cs="Arial"/>
@@ -452,25 +366,7 @@
           <w:sz w:val="18"/>
           <w:szCs w:val="18"/>
         </w:rPr>
-        <w:t xml:space="preserve"> – JavaScript, </w:t>
-      </w:r>
-      <w:proofErr w:type="spellStart"/>
-      <w:r>
-        <w:rPr>
-          <w:rFonts w:ascii="Arial" w:hAnsi="Arial" w:cs="Arial"/>
-          <w:sz w:val="18"/>
-          <w:szCs w:val="18"/>
-        </w:rPr>
-        <w:t>TypeScript</w:t>
-      </w:r>
-      <w:proofErr w:type="spellEnd"/>
-      <w:r>
-        <w:rPr>
-          <w:rFonts w:ascii="Arial" w:hAnsi="Arial" w:cs="Arial"/>
-          <w:sz w:val="18"/>
-          <w:szCs w:val="18"/>
-        </w:rPr>
-        <w:t>, Node.js, Python, SQL, Bash, HTML, CSS</w:t>
+        <w:t xml:space="preserve"> – JavaScript, TypeScript, Node.js, Python, SQL, Bash, HTML, CSS</w:t>
       </w:r>
     </w:p>
     <w:p>
@@ -502,115 +398,7 @@
           <w:sz w:val="18"/>
           <w:szCs w:val="18"/>
         </w:rPr>
-        <w:t xml:space="preserve"> – Vue.js, </w:t>
-      </w:r>
-      <w:proofErr w:type="spellStart"/>
-      <w:r>
-        <w:rPr>
-          <w:rFonts w:ascii="Arial" w:hAnsi="Arial" w:cs="Arial"/>
-          <w:sz w:val="18"/>
-          <w:szCs w:val="18"/>
-        </w:rPr>
-        <w:t>Nuxt</w:t>
-      </w:r>
-      <w:proofErr w:type="spellEnd"/>
-      <w:r>
-        <w:rPr>
-          <w:rFonts w:ascii="Arial" w:hAnsi="Arial" w:cs="Arial"/>
-          <w:sz w:val="18"/>
-          <w:szCs w:val="18"/>
-        </w:rPr>
-        <w:t xml:space="preserve"> (SSR/SSG patterns), </w:t>
-      </w:r>
-      <w:proofErr w:type="spellStart"/>
-      <w:r>
-        <w:rPr>
-          <w:rFonts w:ascii="Arial" w:hAnsi="Arial" w:cs="Arial"/>
-          <w:sz w:val="18"/>
-          <w:szCs w:val="18"/>
-        </w:rPr>
-        <w:t>Vue</w:t>
-      </w:r>
-      <w:proofErr w:type="spellEnd"/>
-      <w:r>
-        <w:rPr>
-          <w:rFonts w:ascii="Arial" w:hAnsi="Arial" w:cs="Arial"/>
-          <w:sz w:val="18"/>
-          <w:szCs w:val="18"/>
-        </w:rPr>
-        <w:t xml:space="preserve"> Router, </w:t>
-      </w:r>
-      <w:proofErr w:type="spellStart"/>
-      <w:r>
-        <w:rPr>
-          <w:rFonts w:ascii="Arial" w:hAnsi="Arial" w:cs="Arial"/>
-          <w:sz w:val="18"/>
-          <w:szCs w:val="18"/>
-        </w:rPr>
-        <w:t>Vuex</w:t>
-      </w:r>
-      <w:proofErr w:type="spellEnd"/>
-      <w:r>
-        <w:rPr>
-          <w:rFonts w:ascii="Arial" w:hAnsi="Arial" w:cs="Arial"/>
-          <w:sz w:val="18"/>
-          <w:szCs w:val="18"/>
-        </w:rPr>
-        <w:t xml:space="preserve">, </w:t>
-      </w:r>
-      <w:proofErr w:type="spellStart"/>
-      <w:r>
-        <w:rPr>
-          <w:rFonts w:ascii="Arial" w:hAnsi="Arial" w:cs="Arial"/>
-          <w:sz w:val="18"/>
-          <w:szCs w:val="18"/>
-        </w:rPr>
-        <w:t>Pinia</w:t>
-      </w:r>
-      <w:proofErr w:type="spellEnd"/>
-      <w:r>
-        <w:rPr>
-          <w:rFonts w:ascii="Arial" w:hAnsi="Arial" w:cs="Arial"/>
-          <w:sz w:val="18"/>
-          <w:szCs w:val="18"/>
-        </w:rPr>
-        <w:t xml:space="preserve">, Composition API, Design systems, Storybook, Micro-frontend integration patterns, </w:t>
-      </w:r>
-      <w:proofErr w:type="spellStart"/>
-      <w:r>
-        <w:rPr>
-          <w:rFonts w:ascii="Arial" w:hAnsi="Arial" w:cs="Arial"/>
-          <w:sz w:val="18"/>
-          <w:szCs w:val="18"/>
-        </w:rPr>
-        <w:t>Webpack</w:t>
-      </w:r>
-      <w:proofErr w:type="spellEnd"/>
-      <w:r>
-        <w:rPr>
-          <w:rFonts w:ascii="Arial" w:hAnsi="Arial" w:cs="Arial"/>
-          <w:sz w:val="18"/>
-          <w:szCs w:val="18"/>
-        </w:rPr>
-        <w:t xml:space="preserve">, </w:t>
-      </w:r>
-      <w:proofErr w:type="spellStart"/>
-      <w:r>
-        <w:rPr>
-          <w:rFonts w:ascii="Arial" w:hAnsi="Arial" w:cs="Arial"/>
-          <w:sz w:val="18"/>
-          <w:szCs w:val="18"/>
-        </w:rPr>
-        <w:t>Vite</w:t>
-      </w:r>
-      <w:proofErr w:type="spellEnd"/>
-      <w:r>
-        <w:rPr>
-          <w:rFonts w:ascii="Arial" w:hAnsi="Arial" w:cs="Arial"/>
-          <w:sz w:val="18"/>
-          <w:szCs w:val="18"/>
-        </w:rPr>
-        <w:t>, Tailwind CSS, Material UI, Bootstrap, Performance profiling (Lighthouse, Web Vitals), Accessibility (WCAG-minded UI)</w:t>
+        <w:t xml:space="preserve"> – Vue.js, Nuxt (SSR/SSG patterns), Vue Router, Vuex, Pinia, Composition API, Design systems, Storybook, Micro-frontend integration patterns, Webpack, Vite, Tailwind CSS, Material UI, Bootstrap, Performance profiling (Lighthouse, Web Vitals), Accessibility (WCAG-minded UI)</w:t>
       </w:r>
     </w:p>
     <w:p>
@@ -642,97 +430,7 @@
           <w:sz w:val="18"/>
           <w:szCs w:val="18"/>
         </w:rPr>
-        <w:t xml:space="preserve"> – </w:t>
-      </w:r>
-      <w:proofErr w:type="spellStart"/>
-      <w:r>
-        <w:rPr>
-          <w:rFonts w:ascii="Arial" w:hAnsi="Arial" w:cs="Arial"/>
-          <w:sz w:val="18"/>
-          <w:szCs w:val="18"/>
-        </w:rPr>
-        <w:t>NestJS</w:t>
-      </w:r>
-      <w:proofErr w:type="spellEnd"/>
-      <w:r>
-        <w:rPr>
-          <w:rFonts w:ascii="Arial" w:hAnsi="Arial" w:cs="Arial"/>
-          <w:sz w:val="18"/>
-          <w:szCs w:val="18"/>
-        </w:rPr>
-        <w:t xml:space="preserve">, Express, REST, </w:t>
-      </w:r>
-      <w:proofErr w:type="spellStart"/>
-      <w:r>
-        <w:rPr>
-          <w:rFonts w:ascii="Arial" w:hAnsi="Arial" w:cs="Arial"/>
-          <w:sz w:val="18"/>
-          <w:szCs w:val="18"/>
-        </w:rPr>
-        <w:t>GraphQL</w:t>
-      </w:r>
-      <w:proofErr w:type="spellEnd"/>
-      <w:r>
-        <w:rPr>
-          <w:rFonts w:ascii="Arial" w:hAnsi="Arial" w:cs="Arial"/>
-          <w:sz w:val="18"/>
-          <w:szCs w:val="18"/>
-        </w:rPr>
-        <w:t xml:space="preserve">, </w:t>
-      </w:r>
-      <w:proofErr w:type="spellStart"/>
-      <w:r>
-        <w:rPr>
-          <w:rFonts w:ascii="Arial" w:hAnsi="Arial" w:cs="Arial"/>
-          <w:sz w:val="18"/>
-          <w:szCs w:val="18"/>
-        </w:rPr>
-        <w:t>WebSockets</w:t>
-      </w:r>
-      <w:proofErr w:type="spellEnd"/>
-      <w:r>
-        <w:rPr>
-          <w:rFonts w:ascii="Arial" w:hAnsi="Arial" w:cs="Arial"/>
-          <w:sz w:val="18"/>
-          <w:szCs w:val="18"/>
-        </w:rPr>
-        <w:t xml:space="preserve">, Background jobs, Event-driven architecture, Rate limiting, Retries, </w:t>
-      </w:r>
-      <w:proofErr w:type="spellStart"/>
-      <w:r>
-        <w:rPr>
-          <w:rFonts w:ascii="Arial" w:hAnsi="Arial" w:cs="Arial"/>
-          <w:sz w:val="18"/>
-          <w:szCs w:val="18"/>
-        </w:rPr>
-        <w:t>Idempotency</w:t>
-      </w:r>
-      <w:proofErr w:type="spellEnd"/>
-      <w:r>
-        <w:rPr>
-          <w:rFonts w:ascii="Arial" w:hAnsi="Arial" w:cs="Arial"/>
-          <w:sz w:val="18"/>
-          <w:szCs w:val="18"/>
-        </w:rPr>
-        <w:t xml:space="preserve">, Caching strategies, API versioning, </w:t>
-      </w:r>
-      <w:proofErr w:type="spellStart"/>
-      <w:r>
-        <w:rPr>
-          <w:rFonts w:ascii="Arial" w:hAnsi="Arial" w:cs="Arial"/>
-          <w:sz w:val="18"/>
-          <w:szCs w:val="18"/>
-        </w:rPr>
-        <w:t>Webhooks</w:t>
-      </w:r>
-      <w:proofErr w:type="spellEnd"/>
-      <w:r>
-        <w:rPr>
-          <w:rFonts w:ascii="Arial" w:hAnsi="Arial" w:cs="Arial"/>
-          <w:sz w:val="18"/>
-          <w:szCs w:val="18"/>
-        </w:rPr>
-        <w:t xml:space="preserve"> (verification), File/media workflows (S3-style), Service-to-service authentication</w:t>
+        <w:t xml:space="preserve"> – NestJS, Express, REST, GraphQL, WebSockets, Background jobs, Event-driven architecture, Rate limiting, Retries, Idempotency, Caching strategies, API versioning, Webhooks (verification), File/media workflows (S3-style), Service-to-service authentication</w:t>
       </w:r>
     </w:p>
     <w:p>
@@ -781,27 +479,25 @@
           <w:sz w:val="18"/>
           <w:szCs w:val="18"/>
         </w:rPr>
-        <w:t xml:space="preserve">: </w:t>
-      </w:r>
-      <w:proofErr w:type="spellStart"/>
-      <w:r>
-        <w:rPr>
-          <w:rFonts w:ascii="Arial" w:hAnsi="Arial" w:cs="Arial"/>
+        <w:t xml:space="preserve">: PostgreSQL, MySQL, SQL Server • </w:t>
+      </w:r>
+      <w:r>
+        <w:rPr>
+          <w:rFonts w:ascii="Arial" w:hAnsi="Arial" w:cs="Arial"/>
+          <w:b/>
           <w:sz w:val="18"/>
           <w:szCs w:val="18"/>
         </w:rPr>
-        <w:t>PostgreSQL</w:t>
-      </w:r>
-      <w:proofErr w:type="spellEnd"/>
+        <w:t>NoSQL</w:t>
+      </w:r>
       <w:r>
         <w:rPr>
           <w:rFonts w:ascii="Arial" w:hAnsi="Arial" w:cs="Arial"/>
           <w:sz w:val="18"/>
           <w:szCs w:val="18"/>
         </w:rPr>
-        <w:t xml:space="preserve">, MySQL, SQL Server • </w:t>
-      </w:r>
-      <w:proofErr w:type="spellStart"/>
+        <w:t xml:space="preserve">: Redis, MongoDB, DynamoDB • Queues/streams: AWS SQS/SNS, Kafka, RabbitMQ • </w:t>
+      </w:r>
       <w:r>
         <w:rPr>
           <w:rFonts w:ascii="Arial" w:hAnsi="Arial" w:cs="Arial"/>
@@ -809,151 +505,33 @@
           <w:sz w:val="18"/>
           <w:szCs w:val="18"/>
         </w:rPr>
-        <w:t>NoSQL</w:t>
-      </w:r>
-      <w:proofErr w:type="spellEnd"/>
+        <w:t>Search</w:t>
+      </w:r>
       <w:r>
         <w:rPr>
           <w:rFonts w:ascii="Arial" w:hAnsi="Arial" w:cs="Arial"/>
           <w:sz w:val="18"/>
           <w:szCs w:val="18"/>
         </w:rPr>
-        <w:t xml:space="preserve">: </w:t>
-      </w:r>
-      <w:proofErr w:type="spellStart"/>
-      <w:r>
-        <w:rPr>
-          <w:rFonts w:ascii="Arial" w:hAnsi="Arial" w:cs="Arial"/>
+        <w:t xml:space="preserve">: Elasticsearch, OpenSearch • </w:t>
+      </w:r>
+      <w:r>
+        <w:rPr>
+          <w:rFonts w:ascii="Arial" w:hAnsi="Arial" w:cs="Arial"/>
+          <w:b/>
           <w:sz w:val="18"/>
           <w:szCs w:val="18"/>
         </w:rPr>
-        <w:t>Redis</w:t>
-      </w:r>
-      <w:proofErr w:type="spellEnd"/>
+        <w:t>Analytics</w:t>
+      </w:r>
       <w:r>
         <w:rPr>
           <w:rFonts w:ascii="Arial" w:hAnsi="Arial" w:cs="Arial"/>
           <w:sz w:val="18"/>
           <w:szCs w:val="18"/>
         </w:rPr>
-        <w:t xml:space="preserve">, </w:t>
-      </w:r>
-      <w:proofErr w:type="spellStart"/>
-      <w:r>
-        <w:rPr>
-          <w:rFonts w:ascii="Arial" w:hAnsi="Arial" w:cs="Arial"/>
-          <w:sz w:val="18"/>
-          <w:szCs w:val="18"/>
-        </w:rPr>
-        <w:t>MongoDB</w:t>
-      </w:r>
-      <w:proofErr w:type="spellEnd"/>
-      <w:r>
-        <w:rPr>
-          <w:rFonts w:ascii="Arial" w:hAnsi="Arial" w:cs="Arial"/>
-          <w:sz w:val="18"/>
-          <w:szCs w:val="18"/>
-        </w:rPr>
-        <w:t xml:space="preserve">, </w:t>
-      </w:r>
-      <w:proofErr w:type="spellStart"/>
-      <w:r>
-        <w:rPr>
-          <w:rFonts w:ascii="Arial" w:hAnsi="Arial" w:cs="Arial"/>
-          <w:sz w:val="18"/>
-          <w:szCs w:val="18"/>
-        </w:rPr>
-        <w:t>DynamoDB</w:t>
-      </w:r>
-      <w:proofErr w:type="spellEnd"/>
-      <w:r>
-        <w:rPr>
-          <w:rFonts w:ascii="Arial" w:hAnsi="Arial" w:cs="Arial"/>
-          <w:sz w:val="18"/>
-          <w:szCs w:val="18"/>
-        </w:rPr>
-        <w:t xml:space="preserve"> • Queues/streams: AWS SQS/SNS, Kafka, </w:t>
-      </w:r>
-      <w:proofErr w:type="spellStart"/>
-      <w:r>
-        <w:rPr>
-          <w:rFonts w:ascii="Arial" w:hAnsi="Arial" w:cs="Arial"/>
-          <w:sz w:val="18"/>
-          <w:szCs w:val="18"/>
-        </w:rPr>
-        <w:t>RabbitMQ</w:t>
-      </w:r>
-      <w:proofErr w:type="spellEnd"/>
-      <w:r>
-        <w:rPr>
-          <w:rFonts w:ascii="Arial" w:hAnsi="Arial" w:cs="Arial"/>
-          <w:sz w:val="18"/>
-          <w:szCs w:val="18"/>
-        </w:rPr>
-        <w:t xml:space="preserve"> • </w:t>
-      </w:r>
-      <w:r>
-        <w:rPr>
-          <w:rFonts w:ascii="Arial" w:hAnsi="Arial" w:cs="Arial"/>
-          <w:b/>
-          <w:sz w:val="18"/>
-          <w:szCs w:val="18"/>
-        </w:rPr>
-        <w:t>Search</w:t>
-      </w:r>
-      <w:r>
-        <w:rPr>
-          <w:rFonts w:ascii="Arial" w:hAnsi="Arial" w:cs="Arial"/>
-          <w:sz w:val="18"/>
-          <w:szCs w:val="18"/>
-        </w:rPr>
-        <w:t xml:space="preserve">: </w:t>
-      </w:r>
-      <w:proofErr w:type="spellStart"/>
-      <w:r>
-        <w:rPr>
-          <w:rFonts w:ascii="Arial" w:hAnsi="Arial" w:cs="Arial"/>
-          <w:sz w:val="18"/>
-          <w:szCs w:val="18"/>
-        </w:rPr>
-        <w:t>Elasticsearch</w:t>
-      </w:r>
-      <w:proofErr w:type="spellEnd"/>
-      <w:r>
-        <w:rPr>
-          <w:rFonts w:ascii="Arial" w:hAnsi="Arial" w:cs="Arial"/>
-          <w:sz w:val="18"/>
-          <w:szCs w:val="18"/>
-        </w:rPr>
-        <w:t xml:space="preserve">, OpenSearch • </w:t>
-      </w:r>
-      <w:r>
-        <w:rPr>
-          <w:rFonts w:ascii="Arial" w:hAnsi="Arial" w:cs="Arial"/>
-          <w:b/>
-          <w:sz w:val="18"/>
-          <w:szCs w:val="18"/>
-        </w:rPr>
-        <w:t>Analytics</w:t>
-      </w:r>
-      <w:r>
-        <w:rPr>
-          <w:rFonts w:ascii="Arial" w:hAnsi="Arial" w:cs="Arial"/>
-          <w:sz w:val="18"/>
-          <w:szCs w:val="18"/>
-        </w:rPr>
-        <w:t xml:space="preserve">: Redshift, </w:t>
-      </w:r>
-      <w:proofErr w:type="spellStart"/>
-      <w:r>
-        <w:rPr>
-          <w:rFonts w:ascii="Arial" w:hAnsi="Arial" w:cs="Arial"/>
-          <w:sz w:val="18"/>
-          <w:szCs w:val="18"/>
-        </w:rPr>
-        <w:t>BigQuery</w:t>
-      </w:r>
-      <w:proofErr w:type="spellEnd"/>
+        <w:t>: Redshift, BigQuery</w:t>
+      </w:r>
     </w:p>
     <w:p>
       <w:pPr>
@@ -976,339 +554,92 @@
           <w:sz w:val="18"/>
           <w:szCs w:val="18"/>
         </w:rPr>
-        <w:t xml:space="preserve">Cloud &amp; </w:t>
-      </w:r>
-      <w:proofErr w:type="spellStart"/>
-      <w:r>
-        <w:rPr>
-          <w:rStyle w:val="Strong"/>
+        <w:t>Cloud &amp; DevOps</w:t>
+      </w:r>
+      <w:r>
+        <w:rPr>
           <w:rFonts w:ascii="Arial" w:hAnsi="Arial" w:cs="Arial"/>
           <w:sz w:val="18"/>
           <w:szCs w:val="18"/>
         </w:rPr>
-        <w:t>DevOps</w:t>
-      </w:r>
-      <w:proofErr w:type="spellEnd"/>
+        <w:t xml:space="preserve"> – </w:t>
+      </w:r>
       <w:r>
         <w:rPr>
           <w:rFonts w:ascii="Arial" w:hAnsi="Arial" w:cs="Arial"/>
           <w:sz w:val="18"/>
           <w:szCs w:val="18"/>
         </w:rPr>
-        <w:t xml:space="preserve"> – </w:t>
-      </w:r>
-      <w:proofErr w:type="spellStart"/>
-      <w:r>
-        <w:rPr>
-          <w:rFonts w:ascii="Arial" w:hAnsi="Arial" w:cs="Arial"/>
+        <w:t xml:space="preserve">Docker, Kubernetes, Helm, Argo CD, GitOps, Terraform, CloudFormation • </w:t>
+      </w:r>
+      <w:r>
+        <w:rPr>
+          <w:rFonts w:ascii="Arial" w:hAnsi="Arial" w:cs="Arial"/>
+          <w:b/>
           <w:sz w:val="18"/>
           <w:szCs w:val="18"/>
         </w:rPr>
-        <w:t>Docker</w:t>
-      </w:r>
-      <w:proofErr w:type="spellEnd"/>
+        <w:t>AWS</w:t>
+      </w:r>
       <w:r>
         <w:rPr>
           <w:rFonts w:ascii="Arial" w:hAnsi="Arial" w:cs="Arial"/>
           <w:sz w:val="18"/>
           <w:szCs w:val="18"/>
         </w:rPr>
-        <w:t xml:space="preserve">, </w:t>
-      </w:r>
-      <w:proofErr w:type="spellStart"/>
-      <w:r>
-        <w:rPr>
-          <w:rFonts w:ascii="Arial" w:hAnsi="Arial" w:cs="Arial"/>
+        <w:t xml:space="preserve">: EKS, ECS, EC2, Lambda, API Gateway, S3, CloudFront, RDS, DynamoDB, ElastiCache, EventBridge, Step Functions, IAM • </w:t>
+      </w:r>
+      <w:r>
+        <w:rPr>
+          <w:rFonts w:ascii="Arial" w:hAnsi="Arial" w:cs="Arial"/>
+          <w:b/>
           <w:sz w:val="18"/>
           <w:szCs w:val="18"/>
         </w:rPr>
-        <w:t>Kubernetes</w:t>
-      </w:r>
-      <w:proofErr w:type="spellEnd"/>
+        <w:t>Azure</w:t>
+      </w:r>
       <w:r>
         <w:rPr>
           <w:rFonts w:ascii="Arial" w:hAnsi="Arial" w:cs="Arial"/>
           <w:sz w:val="18"/>
           <w:szCs w:val="18"/>
         </w:rPr>
-        <w:t xml:space="preserve">, Helm, Argo CD, </w:t>
-      </w:r>
-      <w:proofErr w:type="spellStart"/>
-      <w:r>
-        <w:rPr>
-          <w:rFonts w:ascii="Arial" w:hAnsi="Arial" w:cs="Arial"/>
+        <w:t xml:space="preserve">: AKS, App Service, Azure SQL, Service Bus, Key Vault, Application Insights • </w:t>
+      </w:r>
+      <w:r>
+        <w:rPr>
+          <w:rFonts w:ascii="Arial" w:hAnsi="Arial" w:cs="Arial"/>
+          <w:b/>
           <w:sz w:val="18"/>
           <w:szCs w:val="18"/>
         </w:rPr>
-        <w:t>GitOps</w:t>
-      </w:r>
-      <w:proofErr w:type="spellEnd"/>
+        <w:t>GCP</w:t>
+      </w:r>
       <w:r>
         <w:rPr>
           <w:rFonts w:ascii="Arial" w:hAnsi="Arial" w:cs="Arial"/>
           <w:sz w:val="18"/>
           <w:szCs w:val="18"/>
         </w:rPr>
-        <w:t xml:space="preserve">, </w:t>
-      </w:r>
-      <w:proofErr w:type="spellStart"/>
-      <w:r>
-        <w:rPr>
-          <w:rFonts w:ascii="Arial" w:hAnsi="Arial" w:cs="Arial"/>
+        <w:t xml:space="preserve">: GKE, Cloud Run, Pub/Sub, Cloud Storage, BigQuery • </w:t>
+      </w:r>
+      <w:r>
+        <w:rPr>
+          <w:rFonts w:ascii="Arial" w:hAnsi="Arial" w:cs="Arial"/>
+          <w:b/>
           <w:sz w:val="18"/>
           <w:szCs w:val="18"/>
         </w:rPr>
-        <w:t>Terraform</w:t>
-      </w:r>
-      <w:proofErr w:type="spellEnd"/>
+        <w:t>CI/CD</w:t>
+      </w:r>
       <w:r>
         <w:rPr>
           <w:rFonts w:ascii="Arial" w:hAnsi="Arial" w:cs="Arial"/>
           <w:sz w:val="18"/>
           <w:szCs w:val="18"/>
         </w:rPr>
-        <w:t xml:space="preserve">, </w:t>
-      </w:r>
-      <w:proofErr w:type="spellStart"/>
-      <w:r>
-        <w:rPr>
-          <w:rFonts w:ascii="Arial" w:hAnsi="Arial" w:cs="Arial"/>
-          <w:sz w:val="18"/>
-          <w:szCs w:val="18"/>
-        </w:rPr>
-        <w:t>CloudFormation</w:t>
-      </w:r>
-      <w:proofErr w:type="spellEnd"/>
-      <w:r>
-        <w:rPr>
-          <w:rFonts w:ascii="Arial" w:hAnsi="Arial" w:cs="Arial"/>
-          <w:sz w:val="18"/>
-          <w:szCs w:val="18"/>
-        </w:rPr>
-        <w:t xml:space="preserve"> • </w:t>
-      </w:r>
-      <w:r>
-        <w:rPr>
-          <w:rFonts w:ascii="Arial" w:hAnsi="Arial" w:cs="Arial"/>
-          <w:b/>
-          <w:sz w:val="18"/>
-          <w:szCs w:val="18"/>
-        </w:rPr>
-        <w:t>AWS</w:t>
-      </w:r>
-      <w:r>
-        <w:rPr>
-          <w:rFonts w:ascii="Arial" w:hAnsi="Arial" w:cs="Arial"/>
-          <w:sz w:val="18"/>
-          <w:szCs w:val="18"/>
-        </w:rPr>
-        <w:t xml:space="preserve">: EKS, ECS, EC2, Lambda, API Gateway, S3, </w:t>
-      </w:r>
-      <w:proofErr w:type="spellStart"/>
-      <w:r>
-        <w:rPr>
-          <w:rFonts w:ascii="Arial" w:hAnsi="Arial" w:cs="Arial"/>
-          <w:sz w:val="18"/>
-          <w:szCs w:val="18"/>
-        </w:rPr>
-        <w:t>CloudFront</w:t>
-      </w:r>
-      <w:proofErr w:type="spellEnd"/>
-      <w:r>
-        <w:rPr>
-          <w:rFonts w:ascii="Arial" w:hAnsi="Arial" w:cs="Arial"/>
-          <w:sz w:val="18"/>
-          <w:szCs w:val="18"/>
-        </w:rPr>
-        <w:t xml:space="preserve">, RDS, </w:t>
-      </w:r>
-      <w:proofErr w:type="spellStart"/>
-      <w:r>
-        <w:rPr>
-          <w:rFonts w:ascii="Arial" w:hAnsi="Arial" w:cs="Arial"/>
-          <w:sz w:val="18"/>
-          <w:szCs w:val="18"/>
-        </w:rPr>
-        <w:t>DynamoDB</w:t>
-      </w:r>
-      <w:proofErr w:type="spellEnd"/>
-      <w:r>
-        <w:rPr>
-          <w:rFonts w:ascii="Arial" w:hAnsi="Arial" w:cs="Arial"/>
-          <w:sz w:val="18"/>
-          <w:szCs w:val="18"/>
-        </w:rPr>
-        <w:t xml:space="preserve">, </w:t>
-      </w:r>
-      <w:proofErr w:type="spellStart"/>
-      <w:r>
-        <w:rPr>
-          <w:rFonts w:ascii="Arial" w:hAnsi="Arial" w:cs="Arial"/>
-          <w:sz w:val="18"/>
-          <w:szCs w:val="18"/>
-        </w:rPr>
-        <w:t>ElastiCache</w:t>
-      </w:r>
-      <w:proofErr w:type="spellEnd"/>
-      <w:r>
-        <w:rPr>
-          <w:rFonts w:ascii="Arial" w:hAnsi="Arial" w:cs="Arial"/>
-          <w:sz w:val="18"/>
-          <w:szCs w:val="18"/>
-        </w:rPr>
-        <w:t xml:space="preserve">, </w:t>
-      </w:r>
-      <w:proofErr w:type="spellStart"/>
-      <w:r>
-        <w:rPr>
-          <w:rFonts w:ascii="Arial" w:hAnsi="Arial" w:cs="Arial"/>
-          <w:sz w:val="18"/>
-          <w:szCs w:val="18"/>
-        </w:rPr>
-        <w:t>EventBridge</w:t>
-      </w:r>
-      <w:proofErr w:type="spellEnd"/>
-      <w:r>
-        <w:rPr>
-          <w:rFonts w:ascii="Arial" w:hAnsi="Arial" w:cs="Arial"/>
-          <w:sz w:val="18"/>
-          <w:szCs w:val="18"/>
-        </w:rPr>
-        <w:t xml:space="preserve">, Step Functions, IAM • </w:t>
-      </w:r>
-      <w:r>
-        <w:rPr>
-          <w:rFonts w:ascii="Arial" w:hAnsi="Arial" w:cs="Arial"/>
-          <w:b/>
-          <w:sz w:val="18"/>
-          <w:szCs w:val="18"/>
-        </w:rPr>
-        <w:t>Azure</w:t>
-      </w:r>
-      <w:r>
-        <w:rPr>
-          <w:rFonts w:ascii="Arial" w:hAnsi="Arial" w:cs="Arial"/>
-          <w:sz w:val="18"/>
-          <w:szCs w:val="18"/>
-        </w:rPr>
-        <w:t xml:space="preserve">: AKS, App Service, Azure SQL, Service Bus, Key Vault, Application Insights • </w:t>
-      </w:r>
-      <w:r>
-        <w:rPr>
-          <w:rFonts w:ascii="Arial" w:hAnsi="Arial" w:cs="Arial"/>
-          <w:b/>
-          <w:sz w:val="18"/>
-          <w:szCs w:val="18"/>
-        </w:rPr>
-        <w:t>GCP</w:t>
-      </w:r>
-      <w:r>
-        <w:rPr>
-          <w:rFonts w:ascii="Arial" w:hAnsi="Arial" w:cs="Arial"/>
-          <w:sz w:val="18"/>
-          <w:szCs w:val="18"/>
-        </w:rPr>
-        <w:t xml:space="preserve">: GKE, Cloud Run, Pub/Sub, Cloud Storage, </w:t>
-      </w:r>
-      <w:proofErr w:type="spellStart"/>
-      <w:r>
-        <w:rPr>
-          <w:rFonts w:ascii="Arial" w:hAnsi="Arial" w:cs="Arial"/>
-          <w:sz w:val="18"/>
-          <w:szCs w:val="18"/>
-        </w:rPr>
-        <w:t>BigQuery</w:t>
-      </w:r>
-      <w:proofErr w:type="spellEnd"/>
-      <w:r>
-        <w:rPr>
-          <w:rFonts w:ascii="Arial" w:hAnsi="Arial" w:cs="Arial"/>
-          <w:sz w:val="18"/>
-          <w:szCs w:val="18"/>
-        </w:rPr>
-        <w:t xml:space="preserve"> • </w:t>
-      </w:r>
-      <w:r>
-        <w:rPr>
-          <w:rFonts w:ascii="Arial" w:hAnsi="Arial" w:cs="Arial"/>
-          <w:b/>
-          <w:sz w:val="18"/>
-          <w:szCs w:val="18"/>
-        </w:rPr>
-        <w:t>CI/CD</w:t>
-      </w:r>
-      <w:r>
-        <w:rPr>
-          <w:rFonts w:ascii="Arial" w:hAnsi="Arial" w:cs="Arial"/>
-          <w:sz w:val="18"/>
-          <w:szCs w:val="18"/>
-        </w:rPr>
-        <w:t xml:space="preserve">: </w:t>
-      </w:r>
-      <w:proofErr w:type="spellStart"/>
-      <w:r>
-        <w:rPr>
-          <w:rFonts w:ascii="Arial" w:hAnsi="Arial" w:cs="Arial"/>
-          <w:sz w:val="18"/>
-          <w:szCs w:val="18"/>
-        </w:rPr>
-        <w:t>GitHub</w:t>
-      </w:r>
-      <w:proofErr w:type="spellEnd"/>
-      <w:r>
-        <w:rPr>
-          <w:rFonts w:ascii="Arial" w:hAnsi="Arial" w:cs="Arial"/>
-          <w:sz w:val="18"/>
-          <w:szCs w:val="18"/>
-        </w:rPr>
-        <w:t xml:space="preserve"> Actions, </w:t>
-      </w:r>
-      <w:proofErr w:type="spellStart"/>
-      <w:r>
-        <w:rPr>
-          <w:rFonts w:ascii="Arial" w:hAnsi="Arial" w:cs="Arial"/>
-          <w:sz w:val="18"/>
-          <w:szCs w:val="18"/>
-        </w:rPr>
-        <w:t>GitLab</w:t>
-      </w:r>
-      <w:proofErr w:type="spellEnd"/>
-      <w:r>
-        <w:rPr>
-          <w:rFonts w:ascii="Arial" w:hAnsi="Arial" w:cs="Arial"/>
-          <w:sz w:val="18"/>
-          <w:szCs w:val="18"/>
-        </w:rPr>
-        <w:t xml:space="preserve"> CI, Jenkins, Azure </w:t>
-      </w:r>
-      <w:proofErr w:type="spellStart"/>
-      <w:r>
-        <w:rPr>
-          <w:rFonts w:ascii="Arial" w:hAnsi="Arial" w:cs="Arial"/>
-          <w:sz w:val="18"/>
-          <w:szCs w:val="18"/>
-        </w:rPr>
-        <w:t>DevOps</w:t>
-      </w:r>
-      <w:proofErr w:type="spellEnd"/>
-      <w:r>
-        <w:rPr>
-          <w:rFonts w:ascii="Arial" w:hAnsi="Arial" w:cs="Arial"/>
-          <w:sz w:val="18"/>
-          <w:szCs w:val="18"/>
-        </w:rPr>
-        <w:t xml:space="preserve">, </w:t>
-      </w:r>
-      <w:proofErr w:type="spellStart"/>
-      <w:r>
-        <w:rPr>
-          <w:rFonts w:ascii="Arial" w:hAnsi="Arial" w:cs="Arial"/>
-          <w:sz w:val="18"/>
-          <w:szCs w:val="18"/>
-        </w:rPr>
-        <w:t>CircleCI</w:t>
-      </w:r>
-      <w:proofErr w:type="spellEnd"/>
+        <w:t>: GitHub Actions, GitLab CI, Jenkins, Azure DevOps, CircleCI</w:t>
+      </w:r>
     </w:p>
     <w:p>
       <w:pPr>
@@ -1324,7 +655,6 @@
           <w:szCs w:val="18"/>
         </w:rPr>
       </w:pPr>
-      <w:proofErr w:type="spellStart"/>
       <w:r>
         <w:rPr>
           <w:rStyle w:val="Strong"/>
@@ -1332,185 +662,49 @@
           <w:sz w:val="18"/>
           <w:szCs w:val="18"/>
         </w:rPr>
-        <w:t>Observability</w:t>
-      </w:r>
-      <w:proofErr w:type="spellEnd"/>
-      <w:r>
-        <w:rPr>
-          <w:rStyle w:val="Strong"/>
+        <w:t>Observability, Quality &amp; Security</w:t>
+      </w:r>
+      <w:r>
+        <w:rPr>
           <w:rFonts w:ascii="Arial" w:hAnsi="Arial" w:cs="Arial"/>
           <w:sz w:val="18"/>
           <w:szCs w:val="18"/>
         </w:rPr>
-        <w:t>, Quality &amp; Security</w:t>
-      </w:r>
-      <w:r>
-        <w:rPr>
-          <w:rFonts w:ascii="Arial" w:hAnsi="Arial" w:cs="Arial"/>
+        <w:t xml:space="preserve"> – OpenTelemetry, Datadog, Prometheus, Grafana, ELK/EFK, CloudWatch, Structured logging • </w:t>
+      </w:r>
+      <w:r>
+        <w:rPr>
+          <w:rFonts w:ascii="Arial" w:hAnsi="Arial" w:cs="Arial"/>
+          <w:b/>
           <w:sz w:val="18"/>
           <w:szCs w:val="18"/>
         </w:rPr>
-        <w:t xml:space="preserve"> – </w:t>
-      </w:r>
-      <w:proofErr w:type="spellStart"/>
+        <w:t>Testing</w:t>
+      </w:r>
       <w:r>
         <w:rPr>
           <w:rFonts w:ascii="Arial" w:hAnsi="Arial" w:cs="Arial"/>
           <w:sz w:val="18"/>
           <w:szCs w:val="18"/>
         </w:rPr>
-        <w:t>OpenTelemetry</w:t>
-      </w:r>
-      <w:proofErr w:type="spellEnd"/>
-      <w:r>
-        <w:rPr>
-          <w:rFonts w:ascii="Arial" w:hAnsi="Arial" w:cs="Arial"/>
+        <w:t xml:space="preserve">: Jest, Mocha, Chai, React Testing Library, Cypress, Playwright, API contract tests (Pact-style) • </w:t>
+      </w:r>
+      <w:r>
+        <w:rPr>
+          <w:rFonts w:ascii="Arial" w:hAnsi="Arial" w:cs="Arial"/>
+          <w:b/>
           <w:sz w:val="18"/>
           <w:szCs w:val="18"/>
         </w:rPr>
-        <w:t xml:space="preserve">, </w:t>
-      </w:r>
-      <w:proofErr w:type="spellStart"/>
+        <w:t>Security</w:t>
+      </w:r>
       <w:r>
         <w:rPr>
           <w:rFonts w:ascii="Arial" w:hAnsi="Arial" w:cs="Arial"/>
           <w:sz w:val="18"/>
           <w:szCs w:val="18"/>
         </w:rPr>
-        <w:t>Datadog</w:t>
-      </w:r>
-      <w:proofErr w:type="spellEnd"/>
-      <w:r>
-        <w:rPr>
-          <w:rFonts w:ascii="Arial" w:hAnsi="Arial" w:cs="Arial"/>
-          <w:sz w:val="18"/>
-          <w:szCs w:val="18"/>
-        </w:rPr>
-        <w:t xml:space="preserve">, Prometheus, </w:t>
-      </w:r>
-      <w:proofErr w:type="spellStart"/>
-      <w:r>
-        <w:rPr>
-          <w:rFonts w:ascii="Arial" w:hAnsi="Arial" w:cs="Arial"/>
-          <w:sz w:val="18"/>
-          <w:szCs w:val="18"/>
-        </w:rPr>
-        <w:t>Grafana</w:t>
-      </w:r>
-      <w:proofErr w:type="spellEnd"/>
-      <w:r>
-        <w:rPr>
-          <w:rFonts w:ascii="Arial" w:hAnsi="Arial" w:cs="Arial"/>
-          <w:sz w:val="18"/>
-          <w:szCs w:val="18"/>
-        </w:rPr>
-        <w:t xml:space="preserve">, ELK/EFK, </w:t>
-      </w:r>
-      <w:proofErr w:type="spellStart"/>
-      <w:r>
-        <w:rPr>
-          <w:rFonts w:ascii="Arial" w:hAnsi="Arial" w:cs="Arial"/>
-          <w:sz w:val="18"/>
-          <w:szCs w:val="18"/>
-        </w:rPr>
-        <w:t>CloudWatch</w:t>
-      </w:r>
-      <w:proofErr w:type="spellEnd"/>
-      <w:r>
-        <w:rPr>
-          <w:rFonts w:ascii="Arial" w:hAnsi="Arial" w:cs="Arial"/>
-          <w:sz w:val="18"/>
-          <w:szCs w:val="18"/>
-        </w:rPr>
-        <w:t xml:space="preserve">, Structured logging • </w:t>
-      </w:r>
-      <w:r>
-        <w:rPr>
-          <w:rFonts w:ascii="Arial" w:hAnsi="Arial" w:cs="Arial"/>
-          <w:b/>
-          <w:sz w:val="18"/>
-          <w:szCs w:val="18"/>
-        </w:rPr>
-        <w:t>Testing</w:t>
-      </w:r>
-      <w:r>
-        <w:rPr>
-          <w:rFonts w:ascii="Arial" w:hAnsi="Arial" w:cs="Arial"/>
-          <w:sz w:val="18"/>
-          <w:szCs w:val="18"/>
-        </w:rPr>
-        <w:t xml:space="preserve">: Jest, Mocha, Chai, React Testing Library, Cypress, Playwright, API contract tests (Pact-style) • </w:t>
-      </w:r>
-      <w:r>
-        <w:rPr>
-          <w:rFonts w:ascii="Arial" w:hAnsi="Arial" w:cs="Arial"/>
-          <w:b/>
-          <w:sz w:val="18"/>
-          <w:szCs w:val="18"/>
-        </w:rPr>
-        <w:t>Security</w:t>
-      </w:r>
-      <w:r>
-        <w:rPr>
-          <w:rFonts w:ascii="Arial" w:hAnsi="Arial" w:cs="Arial"/>
-          <w:sz w:val="18"/>
-          <w:szCs w:val="18"/>
-        </w:rPr>
-        <w:t xml:space="preserve">: OAuth2, </w:t>
-      </w:r>
-      <w:proofErr w:type="spellStart"/>
-      <w:r>
-        <w:rPr>
-          <w:rFonts w:ascii="Arial" w:hAnsi="Arial" w:cs="Arial"/>
-          <w:sz w:val="18"/>
-          <w:szCs w:val="18"/>
-        </w:rPr>
-        <w:t>OpenID</w:t>
-      </w:r>
-      <w:proofErr w:type="spellEnd"/>
-      <w:r>
-        <w:rPr>
-          <w:rFonts w:ascii="Arial" w:hAnsi="Arial" w:cs="Arial"/>
-          <w:sz w:val="18"/>
-          <w:szCs w:val="18"/>
-        </w:rPr>
-        <w:t xml:space="preserve"> Connect, JWT, </w:t>
-      </w:r>
-      <w:proofErr w:type="spellStart"/>
-      <w:r>
-        <w:rPr>
-          <w:rFonts w:ascii="Arial" w:hAnsi="Arial" w:cs="Arial"/>
-          <w:sz w:val="18"/>
-          <w:szCs w:val="18"/>
-        </w:rPr>
-        <w:t>Okta</w:t>
-      </w:r>
-      <w:proofErr w:type="spellEnd"/>
-      <w:r>
-        <w:rPr>
-          <w:rFonts w:ascii="Arial" w:hAnsi="Arial" w:cs="Arial"/>
-          <w:sz w:val="18"/>
-          <w:szCs w:val="18"/>
-        </w:rPr>
-        <w:t xml:space="preserve">, Auth0, AWS </w:t>
-      </w:r>
-      <w:proofErr w:type="spellStart"/>
-      <w:r>
-        <w:rPr>
-          <w:rFonts w:ascii="Arial" w:hAnsi="Arial" w:cs="Arial"/>
-          <w:sz w:val="18"/>
-          <w:szCs w:val="18"/>
-        </w:rPr>
-        <w:t>Cognito</w:t>
-      </w:r>
-      <w:proofErr w:type="spellEnd"/>
-      <w:r>
-        <w:rPr>
-          <w:rFonts w:ascii="Arial" w:hAnsi="Arial" w:cs="Arial"/>
-          <w:sz w:val="18"/>
-          <w:szCs w:val="18"/>
-        </w:rPr>
-        <w:t>, Rate limiting, RBAC/ABAC, Audit logging</w:t>
+        <w:t>: OAuth2, OpenID Connect, JWT, Okta, Auth0, AWS Cognito, Rate limiting, RBAC/ABAC, Audit logging</w:t>
       </w:r>
     </w:p>
     <w:p>
@@ -1545,8 +739,6 @@
       </w:r>
     </w:p>
     <w:p>
-      <w:proofErr w:type="spellStart"/>
-      <w:proofErr w:type="gramStart"/>
       <w:r>
         <w:rPr>
           <w:rFonts w:ascii="Arial" w:eastAsia="Arial" w:hAnsi="Arial" w:cs="Arial"/>
@@ -1554,27 +746,7 @@
           <w:sz w:val="21"/>
           <w:szCs w:val="21"/>
         </w:rPr>
-        <w:t>SumatoSoft</w:t>
-      </w:r>
-      <w:proofErr w:type="spellEnd"/>
-      <w:r>
-        <w:rPr>
-          <w:rFonts w:ascii="Arial" w:eastAsia="Arial" w:hAnsi="Arial" w:cs="Arial"/>
-          <w:color w:val="555555"/>
-          <w:sz w:val="21"/>
-          <w:szCs w:val="21"/>
-        </w:rPr>
-        <w:t xml:space="preserve">  |</w:t>
-      </w:r>
-      <w:proofErr w:type="gramEnd"/>
-      <w:r>
-        <w:rPr>
-          <w:rFonts w:ascii="Arial" w:eastAsia="Arial" w:hAnsi="Arial" w:cs="Arial"/>
-          <w:color w:val="555555"/>
-          <w:sz w:val="21"/>
-          <w:szCs w:val="21"/>
-        </w:rPr>
-        <w:t xml:space="preserve">  January 2021 - December 2025</w:t>
+        <w:t>SumatoSoft  |  January 2021 - December 2025</w:t>
       </w:r>
     </w:p>
     <w:p>
@@ -1610,23 +782,7 @@
           <w:rFonts w:ascii="Arial" w:hAnsi="Arial" w:cs="Arial"/>
           <w:sz w:val="18"/>
         </w:rPr>
-        <w:t xml:space="preserve"> architecture with </w:t>
-      </w:r>
-      <w:proofErr w:type="spellStart"/>
-      <w:r>
-        <w:rPr>
-          <w:rFonts w:ascii="Arial" w:hAnsi="Arial" w:cs="Arial"/>
-          <w:sz w:val="18"/>
-        </w:rPr>
-        <w:t>Nuxt</w:t>
-      </w:r>
-      <w:proofErr w:type="spellEnd"/>
-      <w:r>
-        <w:rPr>
-          <w:rFonts w:ascii="Arial" w:hAnsi="Arial" w:cs="Arial"/>
-          <w:sz w:val="18"/>
-        </w:rPr>
-        <w:t xml:space="preserve"> patterns while preserving behavior using </w:t>
+        <w:t xml:space="preserve"> architecture with Nuxt patterns while preserving behavior using </w:t>
       </w:r>
       <w:r>
         <w:rPr>
@@ -1685,34 +841,14 @@
         </w:rPr>
         <w:t xml:space="preserve">Re-architected routing and state boundaries using </w:t>
       </w:r>
-      <w:proofErr w:type="spellStart"/>
-      <w:r>
-        <w:rPr>
-          <w:rStyle w:val="Strong"/>
-          <w:rFonts w:ascii="Arial" w:hAnsi="Arial" w:cs="Arial"/>
-          <w:sz w:val="18"/>
-        </w:rPr>
-        <w:t>Pinia</w:t>
-      </w:r>
-      <w:proofErr w:type="spellEnd"/>
-      <w:r>
-        <w:rPr>
-          <w:rStyle w:val="Strong"/>
-          <w:rFonts w:ascii="Arial" w:hAnsi="Arial" w:cs="Arial"/>
-          <w:sz w:val="18"/>
-        </w:rPr>
-        <w:t>/</w:t>
-      </w:r>
-      <w:proofErr w:type="spellStart"/>
-      <w:r>
-        <w:rPr>
-          <w:rStyle w:val="Strong"/>
-          <w:rFonts w:ascii="Arial" w:hAnsi="Arial" w:cs="Arial"/>
-          <w:sz w:val="18"/>
-        </w:rPr>
-        <w:t>Vuex</w:t>
-      </w:r>
-      <w:proofErr w:type="spellEnd"/>
+      <w:r>
+        <w:rPr>
+          <w:rStyle w:val="Strong"/>
+          <w:rFonts w:ascii="Arial" w:hAnsi="Arial" w:cs="Arial"/>
+          <w:sz w:val="18"/>
+        </w:rPr>
+        <w:t>Pinia/Vuex</w:t>
+      </w:r>
       <w:r>
         <w:rPr>
           <w:rFonts w:ascii="Arial" w:hAnsi="Arial" w:cs="Arial"/>
@@ -1756,23 +892,13 @@
         </w:rPr>
         <w:t xml:space="preserve"> workflow APIs in </w:t>
       </w:r>
-      <w:proofErr w:type="spellStart"/>
-      <w:r>
-        <w:rPr>
-          <w:rStyle w:val="Strong"/>
-          <w:rFonts w:ascii="Arial" w:hAnsi="Arial" w:cs="Arial"/>
-          <w:sz w:val="18"/>
-        </w:rPr>
-        <w:t>NestJS</w:t>
-      </w:r>
-      <w:proofErr w:type="spellEnd"/>
-      <w:r>
-        <w:rPr>
-          <w:rStyle w:val="Strong"/>
-          <w:rFonts w:ascii="Arial" w:hAnsi="Arial" w:cs="Arial"/>
-          <w:sz w:val="18"/>
-        </w:rPr>
-        <w:t>/Express</w:t>
+      <w:r>
+        <w:rPr>
+          <w:rStyle w:val="Strong"/>
+          <w:rFonts w:ascii="Arial" w:hAnsi="Arial" w:cs="Arial"/>
+          <w:sz w:val="18"/>
+        </w:rPr>
+        <w:t>NestJS/Express</w:t>
       </w:r>
       <w:r>
         <w:rPr>
@@ -1817,7 +943,6 @@
         </w:rPr>
         <w:t xml:space="preserve">Introduced a pragmatic </w:t>
       </w:r>
-      <w:proofErr w:type="spellStart"/>
       <w:r>
         <w:rPr>
           <w:rStyle w:val="Strong"/>
@@ -1826,7 +951,6 @@
         </w:rPr>
         <w:t>GraphQL</w:t>
       </w:r>
-      <w:proofErr w:type="spellEnd"/>
       <w:r>
         <w:rPr>
           <w:rFonts w:ascii="Arial" w:hAnsi="Arial" w:cs="Arial"/>
@@ -1927,25 +1051,7 @@
           <w:rFonts w:ascii="Arial" w:hAnsi="Arial" w:cs="Arial"/>
           <w:sz w:val="18"/>
         </w:rPr>
-        <w:t>RDS (</w:t>
-      </w:r>
-      <w:proofErr w:type="spellStart"/>
-      <w:r>
-        <w:rPr>
-          <w:rStyle w:val="Strong"/>
-          <w:rFonts w:ascii="Arial" w:hAnsi="Arial" w:cs="Arial"/>
-          <w:sz w:val="18"/>
-        </w:rPr>
-        <w:t>PostgreSQL</w:t>
-      </w:r>
-      <w:proofErr w:type="spellEnd"/>
-      <w:r>
-        <w:rPr>
-          <w:rStyle w:val="Strong"/>
-          <w:rFonts w:ascii="Arial" w:hAnsi="Arial" w:cs="Arial"/>
-          <w:sz w:val="18"/>
-        </w:rPr>
-        <w:t>)</w:t>
+        <w:t>RDS (PostgreSQL)</w:t>
       </w:r>
       <w:r>
         <w:rPr>
@@ -1954,7 +1060,6 @@
         </w:rPr>
         <w:t xml:space="preserve"> and </w:t>
       </w:r>
-      <w:proofErr w:type="spellStart"/>
       <w:r>
         <w:rPr>
           <w:rStyle w:val="Strong"/>
@@ -1963,7 +1068,6 @@
         </w:rPr>
         <w:t>DynamoDB</w:t>
       </w:r>
-      <w:proofErr w:type="spellEnd"/>
       <w:r>
         <w:rPr>
           <w:rFonts w:ascii="Arial" w:hAnsi="Arial" w:cs="Arial"/>
@@ -1992,34 +1096,14 @@
         </w:rPr>
         <w:t xml:space="preserve">Optimized hot paths with targeted indexing, query tuning, and caching via </w:t>
       </w:r>
-      <w:proofErr w:type="spellStart"/>
-      <w:r>
-        <w:rPr>
-          <w:rStyle w:val="Strong"/>
-          <w:rFonts w:ascii="Arial" w:hAnsi="Arial" w:cs="Arial"/>
-          <w:sz w:val="18"/>
-        </w:rPr>
-        <w:t>ElastiCache</w:t>
-      </w:r>
-      <w:proofErr w:type="spellEnd"/>
-      <w:r>
-        <w:rPr>
-          <w:rStyle w:val="Strong"/>
-          <w:rFonts w:ascii="Arial" w:hAnsi="Arial" w:cs="Arial"/>
-          <w:sz w:val="18"/>
-        </w:rPr>
-        <w:t>/</w:t>
-      </w:r>
-      <w:proofErr w:type="spellStart"/>
-      <w:r>
-        <w:rPr>
-          <w:rStyle w:val="Strong"/>
-          <w:rFonts w:ascii="Arial" w:hAnsi="Arial" w:cs="Arial"/>
-          <w:sz w:val="18"/>
-        </w:rPr>
-        <w:t>Redis</w:t>
-      </w:r>
-      <w:proofErr w:type="spellEnd"/>
+      <w:r>
+        <w:rPr>
+          <w:rStyle w:val="Strong"/>
+          <w:rFonts w:ascii="Arial" w:hAnsi="Arial" w:cs="Arial"/>
+          <w:sz w:val="18"/>
+        </w:rPr>
+        <w:t>ElastiCache/Redis</w:t>
+      </w:r>
       <w:r>
         <w:rPr>
           <w:rFonts w:ascii="Arial" w:hAnsi="Arial" w:cs="Arial"/>
@@ -2048,23 +1132,13 @@
         </w:rPr>
         <w:t xml:space="preserve">Delivered search and investigation experiences by indexing domain events into </w:t>
       </w:r>
-      <w:proofErr w:type="spellStart"/>
-      <w:r>
-        <w:rPr>
-          <w:rStyle w:val="Strong"/>
-          <w:rFonts w:ascii="Arial" w:hAnsi="Arial" w:cs="Arial"/>
-          <w:sz w:val="18"/>
-        </w:rPr>
-        <w:t>Elasticsearch</w:t>
-      </w:r>
-      <w:proofErr w:type="spellEnd"/>
-      <w:r>
-        <w:rPr>
-          <w:rStyle w:val="Strong"/>
-          <w:rFonts w:ascii="Arial" w:hAnsi="Arial" w:cs="Arial"/>
-          <w:sz w:val="18"/>
-        </w:rPr>
-        <w:t>/OpenSearch</w:t>
+      <w:r>
+        <w:rPr>
+          <w:rStyle w:val="Strong"/>
+          <w:rFonts w:ascii="Arial" w:hAnsi="Arial" w:cs="Arial"/>
+          <w:sz w:val="18"/>
+        </w:rPr>
+        <w:t>Elasticsearch/OpenSearch</w:t>
       </w:r>
       <w:r>
         <w:rPr>
@@ -2109,7 +1183,6 @@
         </w:rPr>
         <w:t xml:space="preserve"> with </w:t>
       </w:r>
-      <w:proofErr w:type="spellStart"/>
       <w:r>
         <w:rPr>
           <w:rStyle w:val="Strong"/>
@@ -2118,7 +1191,6 @@
         </w:rPr>
         <w:t>Docker</w:t>
       </w:r>
-      <w:proofErr w:type="spellEnd"/>
       <w:r>
         <w:rPr>
           <w:rFonts w:ascii="Arial" w:hAnsi="Arial" w:cs="Arial"/>
@@ -2141,7 +1213,6 @@
         </w:rPr>
         <w:t xml:space="preserve"> using </w:t>
       </w:r>
-      <w:proofErr w:type="spellStart"/>
       <w:r>
         <w:rPr>
           <w:rStyle w:val="Strong"/>
@@ -2150,7 +1221,6 @@
         </w:rPr>
         <w:t>GitOps</w:t>
       </w:r>
-      <w:proofErr w:type="spellEnd"/>
       <w:r>
         <w:rPr>
           <w:rFonts w:ascii="Arial" w:hAnsi="Arial" w:cs="Arial"/>
@@ -2179,34 +1249,14 @@
         </w:rPr>
         <w:t xml:space="preserve">Automated infrastructure with </w:t>
       </w:r>
-      <w:proofErr w:type="spellStart"/>
-      <w:r>
-        <w:rPr>
-          <w:rStyle w:val="Strong"/>
-          <w:rFonts w:ascii="Arial" w:hAnsi="Arial" w:cs="Arial"/>
-          <w:sz w:val="18"/>
-        </w:rPr>
-        <w:t>Terraform</w:t>
-      </w:r>
-      <w:proofErr w:type="spellEnd"/>
-      <w:r>
-        <w:rPr>
-          <w:rStyle w:val="Strong"/>
-          <w:rFonts w:ascii="Arial" w:hAnsi="Arial" w:cs="Arial"/>
-          <w:sz w:val="18"/>
-        </w:rPr>
-        <w:t>/</w:t>
-      </w:r>
-      <w:proofErr w:type="spellStart"/>
-      <w:r>
-        <w:rPr>
-          <w:rStyle w:val="Strong"/>
-          <w:rFonts w:ascii="Arial" w:hAnsi="Arial" w:cs="Arial"/>
-          <w:sz w:val="18"/>
-        </w:rPr>
-        <w:t>CloudFormation</w:t>
-      </w:r>
-      <w:proofErr w:type="spellEnd"/>
+      <w:r>
+        <w:rPr>
+          <w:rStyle w:val="Strong"/>
+          <w:rFonts w:ascii="Arial" w:hAnsi="Arial" w:cs="Arial"/>
+          <w:sz w:val="18"/>
+        </w:rPr>
+        <w:t>Terraform/CloudFormation</w:t>
+      </w:r>
       <w:r>
         <w:rPr>
           <w:rFonts w:ascii="Arial" w:hAnsi="Arial" w:cs="Arial"/>
@@ -2248,25 +1298,8 @@
           <w:rFonts w:ascii="Arial" w:hAnsi="Arial" w:cs="Arial"/>
           <w:sz w:val="18"/>
         </w:rPr>
-        <w:t xml:space="preserve">Built end-to-end </w:t>
-      </w:r>
-      <w:proofErr w:type="spellStart"/>
-      <w:r>
-        <w:rPr>
-          <w:rFonts w:ascii="Arial" w:hAnsi="Arial" w:cs="Arial"/>
-          <w:sz w:val="18"/>
-        </w:rPr>
-        <w:t>observability</w:t>
-      </w:r>
-      <w:proofErr w:type="spellEnd"/>
-      <w:r>
-        <w:rPr>
-          <w:rFonts w:ascii="Arial" w:hAnsi="Arial" w:cs="Arial"/>
-          <w:sz w:val="18"/>
-        </w:rPr>
-        <w:t xml:space="preserve"> with </w:t>
-      </w:r>
-      <w:proofErr w:type="spellStart"/>
+        <w:t xml:space="preserve">Built end-to-end observability with </w:t>
+      </w:r>
       <w:r>
         <w:rPr>
           <w:rStyle w:val="Strong"/>
@@ -2275,7 +1308,6 @@
         </w:rPr>
         <w:t>OpenTelemetry</w:t>
       </w:r>
-      <w:proofErr w:type="spellEnd"/>
       <w:r>
         <w:rPr>
           <w:rFonts w:ascii="Arial" w:hAnsi="Arial" w:cs="Arial"/>
@@ -2283,7 +1315,6 @@
         </w:rPr>
         <w:t xml:space="preserve"> traces and structured logs exported to </w:t>
       </w:r>
-      <w:proofErr w:type="spellStart"/>
       <w:r>
         <w:rPr>
           <w:rStyle w:val="Strong"/>
@@ -2292,45 +1323,12 @@
         </w:rPr>
         <w:t>Datadog</w:t>
       </w:r>
-      <w:proofErr w:type="spellEnd"/>
-      <w:r>
-        <w:rPr>
-          <w:rFonts w:ascii="Arial" w:hAnsi="Arial" w:cs="Arial"/>
-          <w:sz w:val="18"/>
-        </w:rPr>
-        <w:t xml:space="preserve">, plus dashboards/alerts in </w:t>
-      </w:r>
-      <w:proofErr w:type="spellStart"/>
-      <w:r>
-        <w:rPr>
-          <w:rFonts w:ascii="Arial" w:hAnsi="Arial" w:cs="Arial"/>
-          <w:sz w:val="18"/>
-        </w:rPr>
-        <w:t>Grafana</w:t>
-      </w:r>
-      <w:proofErr w:type="spellEnd"/>
-      <w:r>
-        <w:rPr>
-          <w:rFonts w:ascii="Arial" w:hAnsi="Arial" w:cs="Arial"/>
-          <w:sz w:val="18"/>
-        </w:rPr>
-        <w:t>/</w:t>
-      </w:r>
-      <w:proofErr w:type="spellStart"/>
-      <w:r>
-        <w:rPr>
-          <w:rFonts w:ascii="Arial" w:hAnsi="Arial" w:cs="Arial"/>
-          <w:sz w:val="18"/>
-        </w:rPr>
-        <w:t>CloudWatch</w:t>
-      </w:r>
-      <w:proofErr w:type="spellEnd"/>
-      <w:r>
-        <w:rPr>
-          <w:rFonts w:ascii="Arial" w:hAnsi="Arial" w:cs="Arial"/>
-          <w:sz w:val="18"/>
-        </w:rPr>
-        <w:t xml:space="preserve"> for faster triage.</w:t>
+      <w:r>
+        <w:rPr>
+          <w:rFonts w:ascii="Arial" w:hAnsi="Arial" w:cs="Arial"/>
+          <w:sz w:val="18"/>
+        </w:rPr>
+        <w:t>, plus dashboards/alerts in Grafana/CloudWatch for faster triage.</w:t>
       </w:r>
     </w:p>
     <w:p>
@@ -2450,7 +1448,6 @@
         </w:rPr>
         <w:t xml:space="preserve"> and </w:t>
       </w:r>
-      <w:proofErr w:type="spellStart"/>
       <w:r>
         <w:rPr>
           <w:rStyle w:val="Strong"/>
@@ -2459,7 +1456,6 @@
         </w:rPr>
         <w:t>BigQuery</w:t>
       </w:r>
-      <w:proofErr w:type="spellEnd"/>
       <w:r>
         <w:rPr>
           <w:rFonts w:ascii="Arial" w:hAnsi="Arial" w:cs="Arial"/>
@@ -2501,23 +1497,7 @@
           <w:rFonts w:ascii="Arial" w:hAnsi="Arial" w:cs="Arial"/>
           <w:sz w:val="18"/>
         </w:rPr>
-        <w:t xml:space="preserve">, Service Bus, Key Vault, </w:t>
-      </w:r>
-      <w:proofErr w:type="gramStart"/>
-      <w:r>
-        <w:rPr>
-          <w:rFonts w:ascii="Arial" w:hAnsi="Arial" w:cs="Arial"/>
-          <w:sz w:val="18"/>
-        </w:rPr>
-        <w:t>Application</w:t>
-      </w:r>
-      <w:proofErr w:type="gramEnd"/>
-      <w:r>
-        <w:rPr>
-          <w:rFonts w:ascii="Arial" w:hAnsi="Arial" w:cs="Arial"/>
-          <w:sz w:val="18"/>
-        </w:rPr>
-        <w:t xml:space="preserve"> Insights) and GCP (</w:t>
+        <w:t>, Service Bus, Key Vault, Application Insights) and GCP (</w:t>
       </w:r>
       <w:r>
         <w:rPr>
@@ -2556,27 +1536,7 @@
           <w:sz w:val="21"/>
           <w:szCs w:val="21"/>
         </w:rPr>
-        <w:t xml:space="preserve">High Touch </w:t>
-      </w:r>
-      <w:proofErr w:type="gramStart"/>
-      <w:r>
-        <w:rPr>
-          <w:rFonts w:ascii="Arial" w:eastAsia="Arial" w:hAnsi="Arial" w:cs="Arial"/>
-          <w:color w:val="555555"/>
-          <w:sz w:val="21"/>
-          <w:szCs w:val="21"/>
-        </w:rPr>
-        <w:t>Technologies  |</w:t>
-      </w:r>
-      <w:proofErr w:type="gramEnd"/>
-      <w:r>
-        <w:rPr>
-          <w:rFonts w:ascii="Arial" w:eastAsia="Arial" w:hAnsi="Arial" w:cs="Arial"/>
-          <w:color w:val="555555"/>
-          <w:sz w:val="21"/>
-          <w:szCs w:val="21"/>
-        </w:rPr>
-        <w:t xml:space="preserve">  June 2018 - December 2020</w:t>
+        <w:t>High Touch Technologies  |  June 2018 - December 2020</w:t>
       </w:r>
     </w:p>
     <w:p>
@@ -2635,7 +1595,6 @@
         </w:rPr>
         <w:t xml:space="preserve">Implemented predictable state and validation boundaries for multi-step workflows using </w:t>
       </w:r>
-      <w:proofErr w:type="spellStart"/>
       <w:r>
         <w:rPr>
           <w:rStyle w:val="Strong"/>
@@ -2644,7 +1603,6 @@
         </w:rPr>
         <w:t>Vuex</w:t>
       </w:r>
-      <w:proofErr w:type="spellEnd"/>
       <w:r>
         <w:rPr>
           <w:rFonts w:ascii="Arial" w:hAnsi="Arial" w:cs="Arial"/>
@@ -2694,18 +1652,8 @@
           <w:rFonts w:ascii="Arial" w:hAnsi="Arial" w:cs="Arial"/>
           <w:sz w:val="18"/>
         </w:rPr>
-        <w:t>Express/</w:t>
-      </w:r>
-      <w:proofErr w:type="spellStart"/>
-      <w:r>
-        <w:rPr>
-          <w:rStyle w:val="Strong"/>
-          <w:rFonts w:ascii="Arial" w:hAnsi="Arial" w:cs="Arial"/>
-          <w:sz w:val="18"/>
-        </w:rPr>
-        <w:t>NestJS</w:t>
-      </w:r>
-      <w:proofErr w:type="spellEnd"/>
+        <w:t>Express/NestJS</w:t>
+      </w:r>
       <w:r>
         <w:rPr>
           <w:rFonts w:ascii="Arial" w:hAnsi="Arial" w:cs="Arial"/>
@@ -2734,7 +1682,6 @@
         </w:rPr>
         <w:t xml:space="preserve">Introduced caching and read-optimization for heavily accessed endpoints using </w:t>
       </w:r>
-      <w:proofErr w:type="spellStart"/>
       <w:r>
         <w:rPr>
           <w:rStyle w:val="Strong"/>
@@ -2743,7 +1690,6 @@
         </w:rPr>
         <w:t>Redis</w:t>
       </w:r>
-      <w:proofErr w:type="spellEnd"/>
       <w:r>
         <w:rPr>
           <w:rFonts w:ascii="Arial" w:hAnsi="Arial" w:cs="Arial"/>
@@ -2772,7 +1718,6 @@
         </w:rPr>
         <w:t xml:space="preserve">Led performance investigations across UI and APIs, fixing chatty request patterns and slow queries via indexing and query tuning in </w:t>
       </w:r>
-      <w:proofErr w:type="spellStart"/>
       <w:r>
         <w:rPr>
           <w:rStyle w:val="Strong"/>
@@ -2781,7 +1726,6 @@
         </w:rPr>
         <w:t>PostgreSQL</w:t>
       </w:r>
-      <w:proofErr w:type="spellEnd"/>
       <w:r>
         <w:rPr>
           <w:rFonts w:ascii="Arial" w:hAnsi="Arial" w:cs="Arial"/>
@@ -2838,23 +1782,7 @@
           <w:rFonts w:ascii="Arial" w:hAnsi="Arial" w:cs="Arial"/>
           <w:sz w:val="18"/>
         </w:rPr>
-        <w:t xml:space="preserve"> and </w:t>
-      </w:r>
-      <w:proofErr w:type="spellStart"/>
-      <w:r>
-        <w:rPr>
-          <w:rFonts w:ascii="Arial" w:hAnsi="Arial" w:cs="Arial"/>
-          <w:sz w:val="18"/>
-        </w:rPr>
-        <w:t>MongoDB</w:t>
-      </w:r>
-      <w:proofErr w:type="spellEnd"/>
-      <w:r>
-        <w:rPr>
-          <w:rFonts w:ascii="Arial" w:hAnsi="Arial" w:cs="Arial"/>
-          <w:sz w:val="18"/>
-        </w:rPr>
-        <w:t xml:space="preserve"> for legacy and new modules, defining migration workflows and safe rollouts for schema evolution.</w:t>
+        <w:t xml:space="preserve"> and MongoDB for legacy and new modules, defining migration workflows and safe rollouts for schema evolution.</w:t>
       </w:r>
     </w:p>
     <w:p>
@@ -2877,7 +1805,6 @@
         </w:rPr>
         <w:t xml:space="preserve">Implemented asynchronous processing using </w:t>
       </w:r>
-      <w:proofErr w:type="spellStart"/>
       <w:r>
         <w:rPr>
           <w:rStyle w:val="Strong"/>
@@ -2886,7 +1813,6 @@
         </w:rPr>
         <w:t>RabbitMQ</w:t>
       </w:r>
-      <w:proofErr w:type="spellEnd"/>
       <w:r>
         <w:rPr>
           <w:rFonts w:ascii="Arial" w:hAnsi="Arial" w:cs="Arial"/>
@@ -2930,23 +1856,13 @@
         </w:rPr>
         <w:t xml:space="preserve">Delivered search and bulk operations by indexing operational records into </w:t>
       </w:r>
-      <w:proofErr w:type="spellStart"/>
-      <w:r>
-        <w:rPr>
-          <w:rStyle w:val="Strong"/>
-          <w:rFonts w:ascii="Arial" w:hAnsi="Arial" w:cs="Arial"/>
-          <w:sz w:val="18"/>
-        </w:rPr>
-        <w:t>Elasticsearch</w:t>
-      </w:r>
-      <w:proofErr w:type="spellEnd"/>
-      <w:r>
-        <w:rPr>
-          <w:rStyle w:val="Strong"/>
-          <w:rFonts w:ascii="Arial" w:hAnsi="Arial" w:cs="Arial"/>
-          <w:sz w:val="18"/>
-        </w:rPr>
-        <w:t>/OpenSearch</w:t>
+      <w:r>
+        <w:rPr>
+          <w:rStyle w:val="Strong"/>
+          <w:rFonts w:ascii="Arial" w:hAnsi="Arial" w:cs="Arial"/>
+          <w:sz w:val="18"/>
+        </w:rPr>
+        <w:t>Elasticsearch/OpenSearch</w:t>
       </w:r>
       <w:r>
         <w:rPr>
@@ -2974,23 +1890,7 @@
           <w:rFonts w:ascii="Arial" w:hAnsi="Arial" w:cs="Arial"/>
           <w:sz w:val="18"/>
         </w:rPr>
-        <w:t xml:space="preserve">Standardized CI/CD with Jenkins and </w:t>
-      </w:r>
-      <w:proofErr w:type="spellStart"/>
-      <w:r>
-        <w:rPr>
-          <w:rFonts w:ascii="Arial" w:hAnsi="Arial" w:cs="Arial"/>
-          <w:sz w:val="18"/>
-        </w:rPr>
-        <w:t>GitHub</w:t>
-      </w:r>
-      <w:proofErr w:type="spellEnd"/>
-      <w:r>
-        <w:rPr>
-          <w:rFonts w:ascii="Arial" w:hAnsi="Arial" w:cs="Arial"/>
-          <w:sz w:val="18"/>
-        </w:rPr>
-        <w:t xml:space="preserve"> Actions, enforcing automated test gates and artifact promotion to reduce release risk and shorten feedback loops.</w:t>
+        <w:t>Standardized CI/CD with Jenkins and GitHub Actions, enforcing automated test gates and artifact promotion to reduce release risk and shorten feedback loops.</w:t>
       </w:r>
     </w:p>
     <w:p>
@@ -3011,42 +1911,16 @@
           <w:rFonts w:ascii="Arial" w:hAnsi="Arial" w:cs="Arial"/>
           <w:sz w:val="18"/>
         </w:rPr>
-        <w:t xml:space="preserve">Strengthened </w:t>
-      </w:r>
-      <w:proofErr w:type="spellStart"/>
-      <w:r>
-        <w:rPr>
-          <w:rFonts w:ascii="Arial" w:hAnsi="Arial" w:cs="Arial"/>
-          <w:sz w:val="18"/>
-        </w:rPr>
-        <w:t>observability</w:t>
-      </w:r>
-      <w:proofErr w:type="spellEnd"/>
-      <w:r>
-        <w:rPr>
-          <w:rFonts w:ascii="Arial" w:hAnsi="Arial" w:cs="Arial"/>
-          <w:sz w:val="18"/>
-        </w:rPr>
-        <w:t xml:space="preserve"> with structured logging, metrics, and dashboards using </w:t>
-      </w:r>
-      <w:r>
-        <w:rPr>
-          <w:rStyle w:val="Strong"/>
-          <w:rFonts w:ascii="Arial" w:hAnsi="Arial" w:cs="Arial"/>
-          <w:sz w:val="18"/>
-        </w:rPr>
-        <w:t>Prometheus/</w:t>
-      </w:r>
-      <w:proofErr w:type="spellStart"/>
-      <w:r>
-        <w:rPr>
-          <w:rStyle w:val="Strong"/>
-          <w:rFonts w:ascii="Arial" w:hAnsi="Arial" w:cs="Arial"/>
-          <w:sz w:val="18"/>
-        </w:rPr>
-        <w:t>Grafana</w:t>
-      </w:r>
-      <w:proofErr w:type="spellEnd"/>
+        <w:t xml:space="preserve">Strengthened observability with structured logging, metrics, and dashboards using </w:t>
+      </w:r>
+      <w:r>
+        <w:rPr>
+          <w:rStyle w:val="Strong"/>
+          <w:rFonts w:ascii="Arial" w:hAnsi="Arial" w:cs="Arial"/>
+          <w:sz w:val="18"/>
+        </w:rPr>
+        <w:t>Prometheus/Grafana</w:t>
+      </w:r>
       <w:r>
         <w:rPr>
           <w:rFonts w:ascii="Arial" w:hAnsi="Arial" w:cs="Arial"/>
@@ -3145,23 +2019,7 @@
           <w:rFonts w:ascii="Arial" w:hAnsi="Arial" w:cs="Arial"/>
           <w:sz w:val="18"/>
         </w:rPr>
-        <w:t xml:space="preserve">Partnered with product/support to convert recurring tickets into durable fixes, writing </w:t>
-      </w:r>
-      <w:proofErr w:type="spellStart"/>
-      <w:r>
-        <w:rPr>
-          <w:rFonts w:ascii="Arial" w:hAnsi="Arial" w:cs="Arial"/>
-          <w:sz w:val="18"/>
-        </w:rPr>
-        <w:t>runbooks</w:t>
-      </w:r>
-      <w:proofErr w:type="spellEnd"/>
-      <w:r>
-        <w:rPr>
-          <w:rFonts w:ascii="Arial" w:hAnsi="Arial" w:cs="Arial"/>
-          <w:sz w:val="18"/>
-        </w:rPr>
-        <w:t xml:space="preserve"> and making operational behavior explicit for stakeholders.</w:t>
+        <w:t>Partnered with product/support to convert recurring tickets into durable fixes, writing runbooks and making operational behavior explicit for stakeholders.</w:t>
       </w:r>
     </w:p>
     <w:p>
@@ -3178,7 +2036,6 @@
       </w:r>
     </w:p>
     <w:p>
-      <w:proofErr w:type="gramStart"/>
       <w:r>
         <w:rPr>
           <w:rFonts w:ascii="Arial" w:eastAsia="Arial" w:hAnsi="Arial" w:cs="Arial"/>
@@ -3186,37 +2043,7 @@
           <w:sz w:val="21"/>
           <w:szCs w:val="21"/>
         </w:rPr>
-        <w:t>Centric Tech Inc.</w:t>
-      </w:r>
-      <w:proofErr w:type="gramEnd"/>
-      <w:r>
-        <w:rPr>
-          <w:rFonts w:ascii="Arial" w:eastAsia="Arial" w:hAnsi="Arial" w:cs="Arial"/>
-          <w:color w:val="555555"/>
-          <w:sz w:val="21"/>
-          <w:szCs w:val="21"/>
-        </w:rPr>
-        <w:t xml:space="preserve">  </w:t>
-      </w:r>
-      <w:proofErr w:type="gramStart"/>
-      <w:r>
-        <w:rPr>
-          <w:rFonts w:ascii="Arial" w:eastAsia="Arial" w:hAnsi="Arial" w:cs="Arial"/>
-          <w:color w:val="555555"/>
-          <w:sz w:val="21"/>
-          <w:szCs w:val="21"/>
-        </w:rPr>
-        <w:t>|  September</w:t>
-      </w:r>
-      <w:proofErr w:type="gramEnd"/>
-      <w:r>
-        <w:rPr>
-          <w:rFonts w:ascii="Arial" w:eastAsia="Arial" w:hAnsi="Arial" w:cs="Arial"/>
-          <w:color w:val="555555"/>
-          <w:sz w:val="21"/>
-          <w:szCs w:val="21"/>
-        </w:rPr>
-        <w:t xml:space="preserve"> 2015 - May 2018</w:t>
+        <w:t>Centric Tech Inc.  |  September 2015 - May 2018</w:t>
       </w:r>
     </w:p>
     <w:p>
@@ -3332,7 +2159,6 @@
         </w:rPr>
         <w:t xml:space="preserve">Tuned database performance through indexing and query optimization across </w:t>
       </w:r>
-      <w:proofErr w:type="spellStart"/>
       <w:r>
         <w:rPr>
           <w:rStyle w:val="Strong"/>
@@ -3341,7 +2167,6 @@
         </w:rPr>
         <w:t>PostgreSQL</w:t>
       </w:r>
-      <w:proofErr w:type="spellEnd"/>
       <w:r>
         <w:rPr>
           <w:rFonts w:ascii="Arial" w:hAnsi="Arial" w:cs="Arial"/>
@@ -3400,7 +2225,6 @@
         </w:rPr>
         <w:t xml:space="preserve">Implemented background processing for long-running tasks using </w:t>
       </w:r>
-      <w:proofErr w:type="spellStart"/>
       <w:r>
         <w:rPr>
           <w:rStyle w:val="Strong"/>
@@ -3409,7 +2233,6 @@
         </w:rPr>
         <w:t>RabbitMQ</w:t>
       </w:r>
-      <w:proofErr w:type="spellEnd"/>
       <w:r>
         <w:rPr>
           <w:rFonts w:ascii="Arial" w:hAnsi="Arial" w:cs="Arial"/>
@@ -3438,7 +2261,6 @@
         </w:rPr>
         <w:t xml:space="preserve">Indexed key entities into </w:t>
       </w:r>
-      <w:proofErr w:type="spellStart"/>
       <w:r>
         <w:rPr>
           <w:rStyle w:val="Strong"/>
@@ -3447,7 +2269,6 @@
         </w:rPr>
         <w:t>Elasticsearch</w:t>
       </w:r>
-      <w:proofErr w:type="spellEnd"/>
       <w:r>
         <w:rPr>
           <w:rFonts w:ascii="Arial" w:hAnsi="Arial" w:cs="Arial"/>
@@ -3491,7 +2312,6 @@
         </w:rPr>
         <w:t xml:space="preserve"> and </w:t>
       </w:r>
-      <w:proofErr w:type="spellStart"/>
       <w:r>
         <w:rPr>
           <w:rStyle w:val="Strong"/>
@@ -3500,7 +2320,6 @@
         </w:rPr>
         <w:t>CloudWatch</w:t>
       </w:r>
-      <w:proofErr w:type="spellEnd"/>
       <w:r>
         <w:rPr>
           <w:rFonts w:ascii="Arial" w:hAnsi="Arial" w:cs="Arial"/>
@@ -3529,7 +2348,6 @@
         </w:rPr>
         <w:t xml:space="preserve">Containerized core services with </w:t>
       </w:r>
-      <w:proofErr w:type="spellStart"/>
       <w:r>
         <w:rPr>
           <w:rStyle w:val="Strong"/>
@@ -3538,7 +2356,6 @@
         </w:rPr>
         <w:t>Docker</w:t>
       </w:r>
-      <w:proofErr w:type="spellEnd"/>
       <w:r>
         <w:rPr>
           <w:rFonts w:ascii="Arial" w:hAnsi="Arial" w:cs="Arial"/>
@@ -3567,34 +2384,14 @@
         </w:rPr>
         <w:t xml:space="preserve">Adopted infrastructure automation foundations using </w:t>
       </w:r>
-      <w:proofErr w:type="spellStart"/>
-      <w:r>
-        <w:rPr>
-          <w:rStyle w:val="Strong"/>
-          <w:rFonts w:ascii="Arial" w:hAnsi="Arial" w:cs="Arial"/>
-          <w:sz w:val="18"/>
-        </w:rPr>
-        <w:t>Terraform</w:t>
-      </w:r>
-      <w:proofErr w:type="spellEnd"/>
-      <w:r>
-        <w:rPr>
-          <w:rStyle w:val="Strong"/>
-          <w:rFonts w:ascii="Arial" w:hAnsi="Arial" w:cs="Arial"/>
-          <w:sz w:val="18"/>
-        </w:rPr>
-        <w:t>/</w:t>
-      </w:r>
-      <w:proofErr w:type="spellStart"/>
-      <w:r>
-        <w:rPr>
-          <w:rStyle w:val="Strong"/>
-          <w:rFonts w:ascii="Arial" w:hAnsi="Arial" w:cs="Arial"/>
-          <w:sz w:val="18"/>
-        </w:rPr>
-        <w:t>CloudFormation</w:t>
-      </w:r>
-      <w:proofErr w:type="spellEnd"/>
+      <w:r>
+        <w:rPr>
+          <w:rStyle w:val="Strong"/>
+          <w:rFonts w:ascii="Arial" w:hAnsi="Arial" w:cs="Arial"/>
+          <w:sz w:val="18"/>
+        </w:rPr>
+        <w:t>Terraform/CloudFormation</w:t>
+      </w:r>
       <w:r>
         <w:rPr>
           <w:rFonts w:ascii="Arial" w:hAnsi="Arial" w:cs="Arial"/>
@@ -3617,8 +2414,6 @@
         </w:rPr>
         <w:t xml:space="preserve"> concepts for safer deployments.</w:t>
       </w:r>
-      <w:bookmarkStart w:id="0" w:name="_GoBack"/>
-      <w:bookmarkEnd w:id="0"/>
     </w:p>
     <w:p>
       <w:pPr>
@@ -3691,7 +2486,6 @@
       </w:r>
     </w:p>
     <w:p>
-      <w:proofErr w:type="gramStart"/>
       <w:r>
         <w:rPr>
           <w:rFonts w:ascii="Arial" w:eastAsia="Arial" w:hAnsi="Arial" w:cs="Arial"/>
@@ -3699,17 +2493,7 @@
           <w:sz w:val="21"/>
           <w:szCs w:val="21"/>
         </w:rPr>
-        <w:t>Microsoft  |</w:t>
-      </w:r>
-      <w:proofErr w:type="gramEnd"/>
-      <w:r>
-        <w:rPr>
-          <w:rFonts w:ascii="Arial" w:eastAsia="Arial" w:hAnsi="Arial" w:cs="Arial"/>
-          <w:color w:val="555555"/>
-          <w:sz w:val="21"/>
-          <w:szCs w:val="21"/>
-        </w:rPr>
-        <w:t xml:space="preserve">  September 2014 - August 2015</w:t>
+        <w:t>Microsoft  |  September 2014 - August 2015</w:t>
       </w:r>
     </w:p>
     <w:p>
@@ -4026,18 +2810,8 @@
           <w:rFonts w:ascii="Arial" w:hAnsi="Arial" w:cs="Arial"/>
           <w:sz w:val="18"/>
         </w:rPr>
-        <w:t xml:space="preserve">Event-Driven Workflow Orchestrator (Cloud-Native Execution Platform) — Node + </w:t>
-      </w:r>
-      <w:proofErr w:type="spellStart"/>
-      <w:r>
-        <w:rPr>
-          <w:rStyle w:val="Strong"/>
-          <w:rFonts w:ascii="Arial" w:hAnsi="Arial" w:cs="Arial"/>
-          <w:sz w:val="18"/>
-        </w:rPr>
-        <w:t>Vue</w:t>
-      </w:r>
-      <w:proofErr w:type="spellEnd"/>
+        <w:t>Event-Driven Workflow Orchestrator (Cloud-Native Execution Platform) — Node + Vue</w:t>
+      </w:r>
     </w:p>
     <w:p>
       <w:pPr>
@@ -4104,7 +2878,6 @@
         </w:rPr>
         <w:t xml:space="preserve">, and </w:t>
       </w:r>
-      <w:proofErr w:type="spellStart"/>
       <w:r>
         <w:rPr>
           <w:rStyle w:val="Strong"/>
@@ -4113,7 +2886,6 @@
         </w:rPr>
         <w:t>RabbitMQ</w:t>
       </w:r>
-      <w:proofErr w:type="spellEnd"/>
       <w:r>
         <w:rPr>
           <w:rFonts w:ascii="Arial" w:hAnsi="Arial" w:cs="Arial"/>
@@ -4121,7 +2893,6 @@
         </w:rPr>
         <w:t xml:space="preserve">, with </w:t>
       </w:r>
-      <w:proofErr w:type="spellStart"/>
       <w:r>
         <w:rPr>
           <w:rStyle w:val="Strong"/>
@@ -4130,7 +2901,6 @@
         </w:rPr>
         <w:t>idempotency</w:t>
       </w:r>
-      <w:proofErr w:type="spellEnd"/>
       <w:r>
         <w:rPr>
           <w:rFonts w:ascii="Arial" w:hAnsi="Arial" w:cs="Arial"/>
@@ -4204,7 +2974,6 @@
         </w:rPr>
         <w:t xml:space="preserve"> workers with </w:t>
       </w:r>
-      <w:proofErr w:type="spellStart"/>
       <w:r>
         <w:rPr>
           <w:rStyle w:val="Strong"/>
@@ -4213,7 +2982,6 @@
         </w:rPr>
         <w:t>Docker</w:t>
       </w:r>
-      <w:proofErr w:type="spellEnd"/>
       <w:r>
         <w:rPr>
           <w:rFonts w:ascii="Arial" w:hAnsi="Arial" w:cs="Arial"/>
@@ -4236,34 +3004,14 @@
         </w:rPr>
         <w:t xml:space="preserve">, automating infrastructure via </w:t>
       </w:r>
-      <w:proofErr w:type="spellStart"/>
-      <w:r>
-        <w:rPr>
-          <w:rStyle w:val="Strong"/>
-          <w:rFonts w:ascii="Arial" w:hAnsi="Arial" w:cs="Arial"/>
-          <w:sz w:val="18"/>
-        </w:rPr>
-        <w:t>Terraform</w:t>
-      </w:r>
-      <w:proofErr w:type="spellEnd"/>
-      <w:r>
-        <w:rPr>
-          <w:rStyle w:val="Strong"/>
-          <w:rFonts w:ascii="Arial" w:hAnsi="Arial" w:cs="Arial"/>
-          <w:sz w:val="18"/>
-        </w:rPr>
-        <w:t>/</w:t>
-      </w:r>
-      <w:proofErr w:type="spellStart"/>
-      <w:r>
-        <w:rPr>
-          <w:rStyle w:val="Strong"/>
-          <w:rFonts w:ascii="Arial" w:hAnsi="Arial" w:cs="Arial"/>
-          <w:sz w:val="18"/>
-        </w:rPr>
-        <w:t>CloudFormation</w:t>
-      </w:r>
-      <w:proofErr w:type="spellEnd"/>
+      <w:r>
+        <w:rPr>
+          <w:rStyle w:val="Strong"/>
+          <w:rFonts w:ascii="Arial" w:hAnsi="Arial" w:cs="Arial"/>
+          <w:sz w:val="18"/>
+        </w:rPr>
+        <w:t>Terraform/CloudFormation</w:t>
+      </w:r>
       <w:r>
         <w:rPr>
           <w:rFonts w:ascii="Arial" w:hAnsi="Arial" w:cs="Arial"/>
@@ -4337,7 +3085,6 @@
         </w:rPr>
         <w:t xml:space="preserve">, and added </w:t>
       </w:r>
-      <w:proofErr w:type="spellStart"/>
       <w:r>
         <w:rPr>
           <w:rStyle w:val="Strong"/>
@@ -4346,7 +3093,6 @@
         </w:rPr>
         <w:t>OpenTelemetry</w:t>
       </w:r>
-      <w:proofErr w:type="spellEnd"/>
       <w:r>
         <w:rPr>
           <w:rFonts w:ascii="Arial" w:hAnsi="Arial" w:cs="Arial"/>
@@ -4354,7 +3100,6 @@
         </w:rPr>
         <w:t xml:space="preserve"> → </w:t>
       </w:r>
-      <w:proofErr w:type="spellStart"/>
       <w:r>
         <w:rPr>
           <w:rStyle w:val="Strong"/>
@@ -4363,7 +3108,6 @@
         </w:rPr>
         <w:t>Datadog</w:t>
       </w:r>
-      <w:proofErr w:type="spellEnd"/>
       <w:r>
         <w:rPr>
           <w:rFonts w:ascii="Arial" w:hAnsi="Arial" w:cs="Arial"/>
@@ -4371,34 +3115,14 @@
         </w:rPr>
         <w:t xml:space="preserve"> tracing, </w:t>
       </w:r>
-      <w:proofErr w:type="spellStart"/>
-      <w:r>
-        <w:rPr>
-          <w:rStyle w:val="Strong"/>
-          <w:rFonts w:ascii="Arial" w:hAnsi="Arial" w:cs="Arial"/>
-          <w:sz w:val="18"/>
-        </w:rPr>
-        <w:t>Grafana</w:t>
-      </w:r>
-      <w:proofErr w:type="spellEnd"/>
-      <w:r>
-        <w:rPr>
-          <w:rStyle w:val="Strong"/>
-          <w:rFonts w:ascii="Arial" w:hAnsi="Arial" w:cs="Arial"/>
-          <w:sz w:val="18"/>
-        </w:rPr>
-        <w:t>/</w:t>
-      </w:r>
-      <w:proofErr w:type="spellStart"/>
-      <w:r>
-        <w:rPr>
-          <w:rStyle w:val="Strong"/>
-          <w:rFonts w:ascii="Arial" w:hAnsi="Arial" w:cs="Arial"/>
-          <w:sz w:val="18"/>
-        </w:rPr>
-        <w:t>CloudWatch</w:t>
-      </w:r>
-      <w:proofErr w:type="spellEnd"/>
+      <w:r>
+        <w:rPr>
+          <w:rStyle w:val="Strong"/>
+          <w:rFonts w:ascii="Arial" w:hAnsi="Arial" w:cs="Arial"/>
+          <w:sz w:val="18"/>
+        </w:rPr>
+        <w:t>Grafana/CloudWatch</w:t>
+      </w:r>
       <w:r>
         <w:rPr>
           <w:rFonts w:ascii="Arial" w:hAnsi="Arial" w:cs="Arial"/>
@@ -4436,18 +3160,8 @@
           <w:rFonts w:ascii="Arial" w:hAnsi="Arial" w:cs="Arial"/>
           <w:sz w:val="18"/>
         </w:rPr>
-        <w:t xml:space="preserve">Search + Analytics Delivery Pipeline (Operational Search &amp; Reporting) — Node + </w:t>
-      </w:r>
-      <w:proofErr w:type="spellStart"/>
-      <w:r>
-        <w:rPr>
-          <w:rStyle w:val="Strong"/>
-          <w:rFonts w:ascii="Arial" w:hAnsi="Arial" w:cs="Arial"/>
-          <w:sz w:val="18"/>
-        </w:rPr>
-        <w:t>Vue</w:t>
-      </w:r>
-      <w:proofErr w:type="spellEnd"/>
+        <w:t>Search + Analytics Delivery Pipeline (Operational Search &amp; Reporting) — Node + Vue</w:t>
+      </w:r>
     </w:p>
     <w:p>
       <w:pPr>
@@ -4469,23 +3183,13 @@
         </w:rPr>
         <w:t xml:space="preserve">Built a unified search + reporting pipeline by indexing entities into </w:t>
       </w:r>
-      <w:proofErr w:type="spellStart"/>
-      <w:r>
-        <w:rPr>
-          <w:rStyle w:val="Strong"/>
-          <w:rFonts w:ascii="Arial" w:hAnsi="Arial" w:cs="Arial"/>
-          <w:sz w:val="18"/>
-        </w:rPr>
-        <w:t>Elasticsearch</w:t>
-      </w:r>
-      <w:proofErr w:type="spellEnd"/>
-      <w:r>
-        <w:rPr>
-          <w:rStyle w:val="Strong"/>
-          <w:rFonts w:ascii="Arial" w:hAnsi="Arial" w:cs="Arial"/>
-          <w:sz w:val="18"/>
-        </w:rPr>
-        <w:t>/OpenSearch</w:t>
+      <w:r>
+        <w:rPr>
+          <w:rStyle w:val="Strong"/>
+          <w:rFonts w:ascii="Arial" w:hAnsi="Arial" w:cs="Arial"/>
+          <w:sz w:val="18"/>
+        </w:rPr>
+        <w:t>Elasticsearch/OpenSearch</w:t>
       </w:r>
       <w:r>
         <w:rPr>
@@ -4509,7 +3213,6 @@
         </w:rPr>
         <w:t xml:space="preserve"> and </w:t>
       </w:r>
-      <w:proofErr w:type="spellStart"/>
       <w:r>
         <w:rPr>
           <w:rStyle w:val="Strong"/>
@@ -4518,7 +3221,6 @@
         </w:rPr>
         <w:t>BigQuery</w:t>
       </w:r>
-      <w:proofErr w:type="spellEnd"/>
       <w:r>
         <w:rPr>
           <w:rFonts w:ascii="Arial" w:hAnsi="Arial" w:cs="Arial"/>
@@ -4547,7 +3249,6 @@
         </w:rPr>
         <w:t xml:space="preserve">Optimized storage and retrieval using </w:t>
       </w:r>
-      <w:proofErr w:type="spellStart"/>
       <w:r>
         <w:rPr>
           <w:rStyle w:val="Strong"/>
@@ -4556,7 +3257,6 @@
         </w:rPr>
         <w:t>PostgreSQL</w:t>
       </w:r>
-      <w:proofErr w:type="spellEnd"/>
       <w:r>
         <w:rPr>
           <w:rFonts w:ascii="Arial" w:hAnsi="Arial" w:cs="Arial"/>
@@ -4564,7 +3264,6 @@
         </w:rPr>
         <w:t xml:space="preserve">, </w:t>
       </w:r>
-      <w:proofErr w:type="spellStart"/>
       <w:r>
         <w:rPr>
           <w:rStyle w:val="Strong"/>
@@ -4573,7 +3272,6 @@
         </w:rPr>
         <w:t>DynamoDB</w:t>
       </w:r>
-      <w:proofErr w:type="spellEnd"/>
       <w:r>
         <w:rPr>
           <w:rFonts w:ascii="Arial" w:hAnsi="Arial" w:cs="Arial"/>
@@ -4581,34 +3279,14 @@
         </w:rPr>
         <w:t xml:space="preserve">, and </w:t>
       </w:r>
-      <w:proofErr w:type="spellStart"/>
-      <w:r>
-        <w:rPr>
-          <w:rStyle w:val="Strong"/>
-          <w:rFonts w:ascii="Arial" w:hAnsi="Arial" w:cs="Arial"/>
-          <w:sz w:val="18"/>
-        </w:rPr>
-        <w:t>Redis</w:t>
-      </w:r>
-      <w:proofErr w:type="spellEnd"/>
-      <w:r>
-        <w:rPr>
-          <w:rStyle w:val="Strong"/>
-          <w:rFonts w:ascii="Arial" w:hAnsi="Arial" w:cs="Arial"/>
-          <w:sz w:val="18"/>
-        </w:rPr>
-        <w:t>/</w:t>
-      </w:r>
-      <w:proofErr w:type="spellStart"/>
-      <w:r>
-        <w:rPr>
-          <w:rStyle w:val="Strong"/>
-          <w:rFonts w:ascii="Arial" w:hAnsi="Arial" w:cs="Arial"/>
-          <w:sz w:val="18"/>
-        </w:rPr>
-        <w:t>ElastiCache</w:t>
-      </w:r>
-      <w:proofErr w:type="spellEnd"/>
+      <w:r>
+        <w:rPr>
+          <w:rStyle w:val="Strong"/>
+          <w:rFonts w:ascii="Arial" w:hAnsi="Arial" w:cs="Arial"/>
+          <w:sz w:val="18"/>
+        </w:rPr>
+        <w:t>Redis/ElastiCache</w:t>
+      </w:r>
       <w:r>
         <w:rPr>
           <w:rFonts w:ascii="Arial" w:hAnsi="Arial" w:cs="Arial"/>
@@ -4631,7 +3309,6 @@
         </w:rPr>
         <w:t xml:space="preserve"> and delivery via </w:t>
       </w:r>
-      <w:proofErr w:type="spellStart"/>
       <w:r>
         <w:rPr>
           <w:rStyle w:val="Strong"/>
@@ -4640,7 +3317,6 @@
         </w:rPr>
         <w:t>CloudFront</w:t>
       </w:r>
-      <w:proofErr w:type="spellEnd"/>
       <w:r>
         <w:rPr>
           <w:rFonts w:ascii="Arial" w:hAnsi="Arial" w:cs="Arial"/>
@@ -4669,7 +3345,6 @@
         </w:rPr>
         <w:t xml:space="preserve">Shipped a </w:t>
       </w:r>
-      <w:proofErr w:type="spellStart"/>
       <w:r>
         <w:rPr>
           <w:rStyle w:val="Strong"/>
@@ -4678,7 +3353,6 @@
         </w:rPr>
         <w:t>Vue</w:t>
       </w:r>
-      <w:proofErr w:type="spellEnd"/>
       <w:r>
         <w:rPr>
           <w:rFonts w:ascii="Arial" w:hAnsi="Arial" w:cs="Arial"/>
@@ -4701,23 +3375,13 @@
         </w:rPr>
         <w:t xml:space="preserve"> BFF, enforced CI/CD gates with </w:t>
       </w:r>
-      <w:proofErr w:type="spellStart"/>
-      <w:r>
-        <w:rPr>
-          <w:rStyle w:val="Strong"/>
-          <w:rFonts w:ascii="Arial" w:hAnsi="Arial" w:cs="Arial"/>
-          <w:sz w:val="18"/>
-        </w:rPr>
-        <w:t>GitHub</w:t>
-      </w:r>
-      <w:proofErr w:type="spellEnd"/>
-      <w:r>
-        <w:rPr>
-          <w:rStyle w:val="Strong"/>
-          <w:rFonts w:ascii="Arial" w:hAnsi="Arial" w:cs="Arial"/>
-          <w:sz w:val="18"/>
-        </w:rPr>
-        <w:t xml:space="preserve"> Actions/Jenkins</w:t>
+      <w:r>
+        <w:rPr>
+          <w:rStyle w:val="Strong"/>
+          <w:rFonts w:ascii="Arial" w:hAnsi="Arial" w:cs="Arial"/>
+          <w:sz w:val="18"/>
+        </w:rPr>
+        <w:t>GitHub Actions/Jenkins</w:t>
       </w:r>
       <w:r>
         <w:rPr>
